--- a/docx_resources/Вечірня-Утреня/В,У - Квітна Тріодь/pascha-3/3-4-ВУ.docx
+++ b/docx_resources/Вечірня-Утреня/В,У - Квітна Тріодь/pascha-3/3-4-ВУ.docx
@@ -44,7 +44,7 @@
     </w:p>
     <w:p>
       <w:pPr>
-        <w:pStyle w:val="Heading1"/>
+        <w:pStyle w:val="1"/>
         <w:spacing w:after="120"/>
         <w:jc w:val="center"/>
         <w:rPr>
@@ -56,7 +56,6 @@
         <w:rPr>
           <w:rFonts w:ascii="Times New Roman" w:hAnsi="Times New Roman" w:cs="Times New Roman"/>
           <w:b/>
-          <w:sz w:val="24"/>
         </w:rPr>
         <w:t>ВЕЧІРНЯ</w:t>
       </w:r>
@@ -398,7 +397,7 @@
     </w:p>
     <w:p>
       <w:pPr>
-        <w:pStyle w:val="Heading2"/>
+        <w:pStyle w:val="2"/>
         <w:spacing w:before="0" w:after="120"/>
         <w:jc w:val="center"/>
         <w:rPr>
@@ -458,27 +457,27 @@
           <w:rFonts w:ascii="Times New Roman" w:hAnsi="Times New Roman"/>
           <w:sz w:val="24"/>
         </w:rPr>
-        <w:t>Ти розіп’я́в, нена́че наме́т, не́бо,* Ти збудува́в Твої́ го́рниці у во́дах.</w:t>
-      </w:r>
-    </w:p>
-    <w:p>
-      <w:pPr>
-        <w:spacing w:after="120"/>
-        <w:jc w:val="both"/>
-      </w:pPr>
-      <w:r>
-        <w:rPr>
-          <w:rFonts w:ascii="Times New Roman" w:hAnsi="Times New Roman"/>
-          <w:sz w:val="24"/>
-        </w:rPr>
-        <w:t>Із хмар собі́ ро́биш колісни́</w:t>
-      </w:r>
-      <w:r>
-        <w:rPr>
-          <w:rFonts w:ascii="Times New Roman" w:hAnsi="Times New Roman"/>
-          <w:sz w:val="24"/>
-        </w:rPr>
-        <w:t>цю,* хо́диш на кри́лах ві́тру.</w:t>
+        <w:t>Ти розіп’я́в, нена́че наме́т, не́бо,* Ти з</w:t>
+      </w:r>
+      <w:r>
+        <w:rPr>
+          <w:rFonts w:ascii="Times New Roman" w:hAnsi="Times New Roman"/>
+          <w:sz w:val="24"/>
+        </w:rPr>
+        <w:t>будува́в Твої́ го́рниці у во́дах.</w:t>
+      </w:r>
+    </w:p>
+    <w:p>
+      <w:pPr>
+        <w:spacing w:after="120"/>
+        <w:jc w:val="both"/>
+      </w:pPr>
+      <w:r>
+        <w:rPr>
+          <w:rFonts w:ascii="Times New Roman" w:hAnsi="Times New Roman"/>
+          <w:sz w:val="24"/>
+        </w:rPr>
+        <w:t>Із хмар собі́ ро́биш колісни́цю,* хо́диш на кри́лах ві́тру.</w:t>
       </w:r>
     </w:p>
     <w:p>
@@ -530,14 +529,7 @@
           <w:rFonts w:ascii="Times New Roman" w:hAnsi="Times New Roman"/>
           <w:sz w:val="24"/>
         </w:rPr>
-        <w:t>Пе</w:t>
-      </w:r>
-      <w:r>
-        <w:rPr>
-          <w:rFonts w:ascii="Times New Roman" w:hAnsi="Times New Roman"/>
-          <w:sz w:val="24"/>
-        </w:rPr>
-        <w:t>́ред погро́зою Твоє́ю вони́ тіка́ли,* пе́ред го́лосом гро́му Твого́ тремті́ли.</w:t>
+        <w:t>Пе́ред погро́зою Твоє́ю вони́ тіка́ли,* пе́ред го́лосом гро́му Твого́ тремті́ли.</w:t>
       </w:r>
     </w:p>
     <w:p>
@@ -563,7 +555,14 @@
           <w:rFonts w:ascii="Times New Roman" w:hAnsi="Times New Roman"/>
           <w:sz w:val="24"/>
         </w:rPr>
-        <w:t>Поста́вив їм грани́цю, яко́ї не пере́йдуть,* щоб зно́ву покри́ти зе́млю.</w:t>
+        <w:t>Поста́вив їм грани́цю, яко́ї не пере́й</w:t>
+      </w:r>
+      <w:r>
+        <w:rPr>
+          <w:rFonts w:ascii="Times New Roman" w:hAnsi="Times New Roman"/>
+          <w:sz w:val="24"/>
+        </w:rPr>
+        <w:t>дуть,* щоб зно́ву покри́ти зе́млю.</w:t>
       </w:r>
     </w:p>
     <w:p>
@@ -602,27 +601,28 @@
           <w:rFonts w:ascii="Times New Roman" w:hAnsi="Times New Roman"/>
           <w:sz w:val="24"/>
         </w:rPr>
-        <w:t>Над ни́ми ку́блиться небе́сне пта́ство,*</w:t>
-      </w:r>
-      <w:r>
-        <w:rPr>
-          <w:rFonts w:ascii="Times New Roman" w:hAnsi="Times New Roman"/>
-          <w:sz w:val="24"/>
-        </w:rPr>
-        <w:t xml:space="preserve"> з-по́між гілля́к дає́ свій го́лос.</w:t>
-      </w:r>
-    </w:p>
-    <w:p>
-      <w:pPr>
-        <w:spacing w:after="120"/>
-        <w:jc w:val="both"/>
-      </w:pPr>
-      <w:r>
-        <w:rPr>
-          <w:rFonts w:ascii="Times New Roman" w:hAnsi="Times New Roman"/>
-          <w:sz w:val="24"/>
-        </w:rPr>
-        <w:t>Ти напува́єш го́ри з Твої́х го́рниць,* земля́ наси́чується пло́дом діл Твої́х.</w:t>
+        <w:lastRenderedPageBreak/>
+        <w:t>Над ни́ми ку́блиться небе́сне пта́ство,* з-по́між гілля́к дає́ свій го́лос.</w:t>
+      </w:r>
+    </w:p>
+    <w:p>
+      <w:pPr>
+        <w:spacing w:after="120"/>
+        <w:jc w:val="both"/>
+      </w:pPr>
+      <w:r>
+        <w:rPr>
+          <w:rFonts w:ascii="Times New Roman" w:hAnsi="Times New Roman"/>
+          <w:sz w:val="24"/>
+        </w:rPr>
+        <w:t>Ти</w:t>
+      </w:r>
+      <w:r>
+        <w:rPr>
+          <w:rFonts w:ascii="Times New Roman" w:hAnsi="Times New Roman"/>
+          <w:sz w:val="24"/>
+        </w:rPr>
+        <w:t xml:space="preserve"> напува́єш го́ри з Твої́х го́рниць,* земля́ наси́чується пло́дом діл Твої́х.</w:t>
       </w:r>
     </w:p>
     <w:p>
@@ -648,14 +648,14 @@
           <w:rFonts w:ascii="Times New Roman" w:hAnsi="Times New Roman"/>
           <w:sz w:val="24"/>
         </w:rPr>
-        <w:t>Вино́, що се́рце лю́дське звеселя́є, олі́ю, щоб від не</w:t>
-      </w:r>
-      <w:r>
-        <w:rPr>
-          <w:rFonts w:ascii="Times New Roman" w:hAnsi="Times New Roman"/>
-          <w:sz w:val="24"/>
-        </w:rPr>
-        <w:t>́ї ясні́ло обли́ччя,* і хліб, що скрі́плює се́рце лю́дське.</w:t>
+        <w:t xml:space="preserve">Вино́, що се́рце лю́дське звеселя́є, олі́ю, щоб від не́ї ясні́ло обли́ччя,* і хліб, що </w:t>
+      </w:r>
+      <w:r>
+        <w:rPr>
+          <w:rFonts w:ascii="Times New Roman" w:hAnsi="Times New Roman"/>
+          <w:sz w:val="24"/>
+        </w:rPr>
+        <w:t>скрі́плює се́рце лю́дське.</w:t>
       </w:r>
     </w:p>
     <w:p>
@@ -707,14 +707,14 @@
           <w:rFonts w:ascii="Times New Roman" w:hAnsi="Times New Roman"/>
           <w:sz w:val="24"/>
         </w:rPr>
-        <w:t>Т</w:t>
-      </w:r>
-      <w:r>
-        <w:rPr>
-          <w:rFonts w:ascii="Times New Roman" w:hAnsi="Times New Roman"/>
-          <w:sz w:val="24"/>
-        </w:rPr>
-        <w:t>и створи́в мі́сяць, щоб значи́ти по́ри;* со́нце зна́є свій за́хід.</w:t>
+        <w:t>Ти створи́в мі́сяць, щоб значи́ти по</w:t>
+      </w:r>
+      <w:r>
+        <w:rPr>
+          <w:rFonts w:ascii="Times New Roman" w:hAnsi="Times New Roman"/>
+          <w:sz w:val="24"/>
+        </w:rPr>
+        <w:t>́ри;* со́нце зна́є свій за́хід.</w:t>
       </w:r>
     </w:p>
     <w:p>
@@ -753,14 +753,14 @@
           <w:rFonts w:ascii="Times New Roman" w:hAnsi="Times New Roman"/>
           <w:sz w:val="24"/>
         </w:rPr>
-        <w:t>Хова́ються, як ті́льки зі́йд</w:t>
-      </w:r>
-      <w:r>
-        <w:rPr>
-          <w:rFonts w:ascii="Times New Roman" w:hAnsi="Times New Roman"/>
-          <w:sz w:val="24"/>
-        </w:rPr>
-        <w:t>е со́нце,* ляга́ють у свої́х но́рах.</w:t>
+        <w:t>Хова́ються, як ті́льки зі́йде со́нце,* ляга́ють у свої́х но́рах</w:t>
+      </w:r>
+      <w:r>
+        <w:rPr>
+          <w:rFonts w:ascii="Times New Roman" w:hAnsi="Times New Roman"/>
+          <w:sz w:val="24"/>
+        </w:rPr>
+        <w:t>.</w:t>
       </w:r>
     </w:p>
     <w:p>
@@ -799,14 +799,14 @@
           <w:rFonts w:ascii="Times New Roman" w:hAnsi="Times New Roman"/>
           <w:sz w:val="24"/>
         </w:rPr>
-        <w:t>Ось мо́ре вели́ке, преширо́ке,* у ньо́му плаз</w:t>
-      </w:r>
-      <w:r>
-        <w:rPr>
-          <w:rFonts w:ascii="Times New Roman" w:hAnsi="Times New Roman"/>
-          <w:sz w:val="24"/>
-        </w:rPr>
-        <w:t>уні́в без лі́ку, зві́рів мали́х і вели́ких.</w:t>
+        <w:t>Ось мо́ре вели́ке, преширо́ке,* у ньо́му плазуні́в без лі́ку, зві́рів мали́х і вел</w:t>
+      </w:r>
+      <w:r>
+        <w:rPr>
+          <w:rFonts w:ascii="Times New Roman" w:hAnsi="Times New Roman"/>
+          <w:sz w:val="24"/>
+        </w:rPr>
+        <w:t>и́ких.</w:t>
       </w:r>
     </w:p>
     <w:p>
@@ -845,27 +845,27 @@
           <w:rFonts w:ascii="Times New Roman" w:hAnsi="Times New Roman"/>
           <w:sz w:val="24"/>
         </w:rPr>
-        <w:t>Коли́ дає́ш їм, вони́ її́ збира́ють,* як розту́люєш Твою́ ру́ку, во</w:t>
-      </w:r>
-      <w:r>
-        <w:rPr>
-          <w:rFonts w:ascii="Times New Roman" w:hAnsi="Times New Roman"/>
-          <w:sz w:val="24"/>
-        </w:rPr>
-        <w:t>ни́ наси́чуються бла́гом.</w:t>
-      </w:r>
-    </w:p>
-    <w:p>
-      <w:pPr>
-        <w:spacing w:after="120"/>
-        <w:jc w:val="both"/>
-      </w:pPr>
-      <w:r>
-        <w:rPr>
-          <w:rFonts w:ascii="Times New Roman" w:hAnsi="Times New Roman"/>
-          <w:sz w:val="24"/>
-        </w:rPr>
-        <w:t>Вони́ бенте́жаться, коли́ хова́єш вид Свій;* як забира́єш дух у них, вони́ ги́нуть і поверта́ються у свій по́рох.</w:t>
+        <w:t>Коли́ дає́ш їм, вони́ її́ збира́ють,* як розту́люєш Твою́ ру́ку, вони́ наси́чуються бла́гом.</w:t>
+      </w:r>
+    </w:p>
+    <w:p>
+      <w:pPr>
+        <w:spacing w:after="120"/>
+        <w:jc w:val="both"/>
+      </w:pPr>
+      <w:r>
+        <w:rPr>
+          <w:rFonts w:ascii="Times New Roman" w:hAnsi="Times New Roman"/>
+          <w:sz w:val="24"/>
+        </w:rPr>
+        <w:t>Вони́ бенте</w:t>
+      </w:r>
+      <w:r>
+        <w:rPr>
+          <w:rFonts w:ascii="Times New Roman" w:hAnsi="Times New Roman"/>
+          <w:sz w:val="24"/>
+        </w:rPr>
+        <w:t>́жаться, коли́ хова́єш вид Свій;* як забира́єш дух у них, вони́ ги́нуть і поверта́ються у свій по́рох.</w:t>
       </w:r>
     </w:p>
     <w:p>
@@ -904,7 +904,14 @@
           <w:rFonts w:ascii="Times New Roman" w:hAnsi="Times New Roman"/>
           <w:sz w:val="24"/>
         </w:rPr>
-        <w:t>Спогля́не Він на зе́млю, і вона́ стряса́ється,* торкне́ться гір, вони́ диму́ють.</w:t>
+        <w:t>Спо</w:t>
+      </w:r>
+      <w:r>
+        <w:rPr>
+          <w:rFonts w:ascii="Times New Roman" w:hAnsi="Times New Roman"/>
+          <w:sz w:val="24"/>
+        </w:rPr>
+        <w:t>гля́не Він на зе́млю, і вона́ стряса́ється,* торкне́ться гір, вони́ диму́ють.</w:t>
       </w:r>
     </w:p>
     <w:p>
@@ -943,14 +950,7 @@
           <w:rFonts w:ascii="Times New Roman" w:hAnsi="Times New Roman"/>
           <w:sz w:val="24"/>
         </w:rPr>
-        <w:t xml:space="preserve">Неха́й грі́шники </w:t>
-      </w:r>
-      <w:r>
-        <w:rPr>
-          <w:rFonts w:ascii="Times New Roman" w:hAnsi="Times New Roman"/>
-          <w:sz w:val="24"/>
-        </w:rPr>
-        <w:t>з землі ще́знуть, і беззако́нних бі́льше неха́й не бу́де.* Благослови́, душе́ моя́, Го́спода.</w:t>
+        <w:t>Неха́й грі́шники з землі ще́знуть, і беззако́нних бі́льше неха́й не бу́де.* Благослови́, душе́ моя́, Го́спода.</w:t>
       </w:r>
     </w:p>
     <w:p>
@@ -989,14 +989,14 @@
           <w:rFonts w:ascii="Times New Roman" w:hAnsi="Times New Roman"/>
           <w:sz w:val="24"/>
         </w:rPr>
-        <w:t>Сла́ва Отцю́, і Си́ну, і Свято</w:t>
-      </w:r>
-      <w:r>
-        <w:rPr>
-          <w:rFonts w:ascii="Times New Roman" w:hAnsi="Times New Roman"/>
-          <w:sz w:val="24"/>
-        </w:rPr>
-        <w:t>́му Ду́хові,* І ни́ні, і повсякча́с, і на ві́ки вікі́в. Амі́нь.</w:t>
+        <w:t>Сла́ва Отцю́,</w:t>
+      </w:r>
+      <w:r>
+        <w:rPr>
+          <w:rFonts w:ascii="Times New Roman" w:hAnsi="Times New Roman"/>
+          <w:sz w:val="24"/>
+        </w:rPr>
+        <w:t xml:space="preserve"> і Си́ну, і Свято́му Ду́хові,* І ни́ні, і повсякча́с, і на ві́ки вікі́в. Амі́нь.</w:t>
       </w:r>
     </w:p>
     <w:p>
@@ -1034,7 +1034,7 @@
     </w:p>
     <w:p>
       <w:pPr>
-        <w:pStyle w:val="Heading3"/>
+        <w:pStyle w:val="3"/>
         <w:spacing w:before="0" w:after="120"/>
         <w:jc w:val="center"/>
         <w:rPr>
@@ -1050,7 +1050,6 @@
           <w:b/>
           <w:i/>
           <w:color w:val="FF0000"/>
-          <w:sz w:val="24"/>
         </w:rPr>
         <w:t>Вечірні молитви</w:t>
       </w:r>
@@ -1102,7 +1101,16 @@
           <w:sz w:val="24"/>
           <w:szCs w:val="24"/>
         </w:rPr>
-        <w:t xml:space="preserve"> Господи щедрий і милосердний, довготерпеливий і многомилостивий! Вислухай молитви наші і зверни увагу на голос моління нашого і яви нам знак милости твоєї, наведи нас на дорогу твою, щоб ходили ми в твоїй правді. Звесели серця наші, щоб ми боялись імення твого святого, бо ти великий і твориш чуда; ти Бог єдиний і немає подібного тобі між богами, Господи. Ти сильний у милості і добрий у силі, аби допомагати й утішати, і спасати всіх, хто на ім'я твоє святе уповає. Бо тобі належить усяка слава, честь і поклоніння: Отцю, Сину, і Святому Духові, нині і повсякчас, і на віки віків. Амінь.</w:t>
+        <w:t xml:space="preserve"> Господи щедрий і милосердний, довготерпеливий і многомилостивий! Вислухай молитви наші і зверни увагу на голос моління нашого і яви нам знак милости твоєї, наведи нас на дорогу твою, щоб ходили ми в твоїй правді. Звесели серця наші, щоб ми боялись імення твого святого, бо ти великий і твориш чуда; ти Бог єдиний і немає подібного тобі </w:t>
+      </w:r>
+      <w:r>
+        <w:rPr>
+          <w:rFonts w:ascii="Times New Roman" w:hAnsi="Times New Roman" w:cs="Times New Roman"/>
+          <w:sz w:val="24"/>
+          <w:szCs w:val="24"/>
+        </w:rPr>
+        <w:lastRenderedPageBreak/>
+        <w:t>між богами, Господи. Ти сильний у милості і добрий у силі, аби допомагати й утішати, і спасати всіх, хто на ім'я твоє святе уповає. Бо тобі належить усяка слава, честь і поклоніння: Отцю, Сину, і Святому Духові, нині і повсякчас, і на віки віків. Амінь.</w:t>
       </w:r>
     </w:p>
     <w:p>
@@ -1298,25 +1306,34 @@
           <w:sz w:val="24"/>
           <w:szCs w:val="24"/>
         </w:rPr>
-        <w:t xml:space="preserve"> Боже великий і вишній, в тебе одного є безсмертність і в світлі живеш недоступнім. Ти все створіння мудро створив, відокремив світло від темряви і сонце поклав, щоб правити днем, а місяць і зорі, щоб володіли ніччю, нас же грішних вчинив достойними і в теперішню годину стати перед твоїм обличчям, щоб тебе визнавати і принести тобі вечірнє славослов'я. Направ, Людинолюбче, молитву нашу, немов кадило, перед тобою і прийми її, як благовонний запах. Дай нам мирний цей вечір і близьку вже ніч; зодягни нас у броню світла; визволь нас від нічного страху і всякої речі, що в темряві з'являється, і дай сон, що його ти дарував на відпочинок нашій немічності, вільний від усякого маріння диявольського. Владико, давче добра, хай і на нашій постелі, бувши тобі милими, згадуємо вночі твоє ім'я і, просвічувані навчанням твоїх заповідей, встанемо в душевній радості до звеличування твоєї доброти, приносячи твоєму милосердю молитви і моління, за наші і всіх твоїх людей провини. Відвідай їх задля молитов святої Богородиці. Бо ти є добрий і людинолюбний Бог, і тобі віддаємо славу: Отцю, і Сину, і Святому Духові, нині і повсякчас, і на віки віків. Амінь.</w:t>
-      </w:r>
-    </w:p>
-    <w:p>
-      <w:pPr>
-        <w:spacing w:after="120"/>
-        <w:jc w:val="both"/>
-        <w:rPr>
-          <w:rFonts w:ascii="Times New Roman" w:hAnsi="Times New Roman" w:cs="Times New Roman"/>
-          <w:i/>
-          <w:color w:val="FF0000"/>
-          <w:sz w:val="24"/>
-          <w:szCs w:val="24"/>
-        </w:rPr>
-      </w:pPr>
-    </w:p>
-    <w:p>
-      <w:pPr>
-        <w:pStyle w:val="Heading3"/>
+        <w:t xml:space="preserve"> Боже великий і вишній, в тебе одного є безсмертність і в світлі живеш недоступнім. Ти все створіння мудро створив, відокремив світло від темряви і сонце поклав, щоб правити днем, а місяць і зорі, щоб володіли ніччю, нас же грішних вчинив достойними і в теперішню годину стати перед твоїм обличчям, щоб тебе визнавати і принести тобі вечірнє славослов'я. Направ, Людинолюбче, молитву нашу, немов кадило, перед тобою і прийми її, як благовонний запах. Дай нам мирний цей вечір і близьку вже ніч; зодягни нас у броню світла; визволь нас від нічного страху і всякої речі, що в темряві з'являється, і дай сон, що його ти дарував на відпочинок нашій немічності, вільний від усякого маріння диявольського. Владико, давче добра, хай і на нашій постелі, бувши тобі милими, згадуємо вночі твоє ім'я і, просвічувані навчанням твоїх заповідей, встанемо в душевній радості до звеличування твоєї доброти, приносячи твоєму милосердю молитви і моління, за наші і всіх твоїх людей провини. Відвідай їх задля молитов святої Богородиці. Бо ти є </w:t>
+      </w:r>
+      <w:r>
+        <w:rPr>
+          <w:rFonts w:ascii="Times New Roman" w:hAnsi="Times New Roman" w:cs="Times New Roman"/>
+          <w:sz w:val="24"/>
+          <w:szCs w:val="24"/>
+        </w:rPr>
+        <w:lastRenderedPageBreak/>
+        <w:t>добрий і людинолюбний Бог, і тобі віддаємо славу: Отцю, і Сину, і Святому Духові, нині і повсякчас, і на віки віків. Амінь.</w:t>
+      </w:r>
+    </w:p>
+    <w:p>
+      <w:pPr>
+        <w:spacing w:after="120"/>
+        <w:jc w:val="both"/>
+        <w:rPr>
+          <w:rFonts w:ascii="Times New Roman" w:hAnsi="Times New Roman" w:cs="Times New Roman"/>
+          <w:i/>
+          <w:color w:val="FF0000"/>
+          <w:sz w:val="24"/>
+          <w:szCs w:val="24"/>
+        </w:rPr>
+      </w:pPr>
+    </w:p>
+    <w:p>
+      <w:pPr>
+        <w:pStyle w:val="3"/>
         <w:spacing w:before="0" w:after="120"/>
         <w:jc w:val="center"/>
         <w:rPr>
@@ -1332,7 +1349,6 @@
           <w:b/>
           <w:i/>
           <w:color w:val="FF0000"/>
-          <w:sz w:val="24"/>
         </w:rPr>
         <w:t>Велика ектенія</w:t>
       </w:r>
@@ -1890,7 +1906,17 @@
           <w:szCs w:val="24"/>
           <w:u w:val="single"/>
         </w:rPr>
-        <w:t xml:space="preserve"> [Господи щедрий і милосердний, довготерпеливий і многомилостивий! Вислухай молитви наші і зверни увагу на голос моління нашого і яви нам знак милости твоєї, наведи нас на дорогу твою, щоб ходили ми в твоїй правді. Звесели серця наші, щоб ми боялись імення твого святого, бо ти великий і твориш чуда; ти Бог єдиний і немає подібного тобі між богами, Господи. Ти сильний у милості і добрий у силі, аби допомагати й утішати, і спасати всіх, хто на ім'я твоє святе уповає.]</w:t>
+        <w:t xml:space="preserve"> [Господи щедрий і милосердний, довготерпеливий і многомилостивий! Вислухай молитви наші і зверни увагу на голос моління нашого і яви нам знак милости твоєї, наведи нас на дорогу твою, щоб ходили ми в твоїй правді. Звесели серця наші, щоб ми боялись імення твого святого, бо ти великий і твориш чуда; ти Бог єдиний і немає подібного тобі </w:t>
+      </w:r>
+      <w:r>
+        <w:rPr>
+          <w:rFonts w:ascii="Times New Roman" w:hAnsi="Times New Roman" w:cs="Times New Roman"/>
+          <w:sz w:val="24"/>
+          <w:szCs w:val="24"/>
+          <w:u w:val="single"/>
+        </w:rPr>
+        <w:lastRenderedPageBreak/>
+        <w:t>між богами, Господи. Ти сильний у милості і добрий у силі, аби допомагати й утішати, і спасати всіх, хто на ім'я твоє святе уповає.]</w:t>
       </w:r>
     </w:p>
     <w:p>
@@ -1966,7 +1992,7 @@
     </w:p>
     <w:p>
       <w:pPr>
-        <w:pStyle w:val="Heading2"/>
+        <w:pStyle w:val="2"/>
         <w:spacing w:before="0" w:after="120"/>
         <w:jc w:val="center"/>
         <w:rPr>
@@ -2051,7 +2077,14 @@
           <w:rFonts w:ascii="Times New Roman" w:hAnsi="Times New Roman"/>
           <w:sz w:val="24"/>
         </w:rPr>
-        <w:t>Поста́в, Го́споди, мої́м уста́м сторо́жу;* до двере́й губ мої́х − ва́рту!</w:t>
+        <w:t>Поста́в, Го</w:t>
+      </w:r>
+      <w:r>
+        <w:rPr>
+          <w:rFonts w:ascii="Times New Roman" w:hAnsi="Times New Roman"/>
+          <w:sz w:val="24"/>
+        </w:rPr>
+        <w:t>́споди, мої́м уста́м сторо́жу;* до двере́й губ мої́х − ва́рту!</w:t>
       </w:r>
     </w:p>
     <w:p>
@@ -2090,27 +2123,27 @@
           <w:rFonts w:ascii="Times New Roman" w:hAnsi="Times New Roman"/>
           <w:sz w:val="24"/>
         </w:rPr>
-        <w:t>Неха́й пра́ведник по-до́брому б’є мене́ й виправля́є,* а олі́я грі́шного неха́й не нама́стить голови́ моє́ї.</w:t>
-      </w:r>
-    </w:p>
-    <w:p>
-      <w:pPr>
-        <w:spacing w:after="120"/>
-        <w:jc w:val="both"/>
-      </w:pPr>
-      <w:r>
-        <w:rPr>
-          <w:rFonts w:ascii="Times New Roman" w:hAnsi="Times New Roman"/>
-          <w:sz w:val="24"/>
-        </w:rPr>
-        <w:t>Я все-таки́ моли́тимусь,* незважа́ючи на ї́хн</w:t>
-      </w:r>
-      <w:r>
-        <w:rPr>
-          <w:rFonts w:ascii="Times New Roman" w:hAnsi="Times New Roman"/>
-          <w:sz w:val="24"/>
-        </w:rPr>
-        <w:t>і злі вчи́нки.</w:t>
+        <w:t xml:space="preserve">Неха́й пра́ведник </w:t>
+      </w:r>
+      <w:r>
+        <w:rPr>
+          <w:rFonts w:ascii="Times New Roman" w:hAnsi="Times New Roman"/>
+          <w:sz w:val="24"/>
+        </w:rPr>
+        <w:t>по-до́брому б’є мене́ й виправля́є,* а олі́я грі́шного неха́й не нама́стить голови́ моє́ї.</w:t>
+      </w:r>
+    </w:p>
+    <w:p>
+      <w:pPr>
+        <w:spacing w:after="120"/>
+        <w:jc w:val="both"/>
+      </w:pPr>
+      <w:r>
+        <w:rPr>
+          <w:rFonts w:ascii="Times New Roman" w:hAnsi="Times New Roman"/>
+          <w:sz w:val="24"/>
+        </w:rPr>
+        <w:t>Я все-таки́ моли́тимусь,* незважа́ючи на ї́хні злі вчи́нки.</w:t>
       </w:r>
     </w:p>
     <w:p>
@@ -2136,27 +2169,27 @@
           <w:rFonts w:ascii="Times New Roman" w:hAnsi="Times New Roman"/>
           <w:sz w:val="24"/>
         </w:rPr>
-        <w:t>Немо́вби хтось розби́в і розри́в зе́млю,* розки́дано ї́хні ко́сті пе́ред а́дом.</w:t>
-      </w:r>
-    </w:p>
-    <w:p>
-      <w:pPr>
-        <w:spacing w:after="120"/>
-        <w:jc w:val="both"/>
-      </w:pPr>
-      <w:r>
-        <w:rPr>
-          <w:rFonts w:ascii="Times New Roman" w:hAnsi="Times New Roman"/>
-          <w:sz w:val="24"/>
-        </w:rPr>
-        <w:t>Бо до Те́бе, Го́споди, мій Бо́же, мої́ о́чі;* до Те́бе прибіга́ю, не губи́ д</w:t>
-      </w:r>
-      <w:r>
-        <w:rPr>
-          <w:rFonts w:ascii="Times New Roman" w:hAnsi="Times New Roman"/>
-          <w:sz w:val="24"/>
-        </w:rPr>
-        <w:t>уші́ моє́ї.</w:t>
+        <w:t>Немо́вби хтось розби</w:t>
+      </w:r>
+      <w:r>
+        <w:rPr>
+          <w:rFonts w:ascii="Times New Roman" w:hAnsi="Times New Roman"/>
+          <w:sz w:val="24"/>
+        </w:rPr>
+        <w:t>́в і розри́в зе́млю,* розки́дано ї́хні ко́сті пе́ред а́дом.</w:t>
+      </w:r>
+    </w:p>
+    <w:p>
+      <w:pPr>
+        <w:spacing w:after="120"/>
+        <w:jc w:val="both"/>
+      </w:pPr>
+      <w:r>
+        <w:rPr>
+          <w:rFonts w:ascii="Times New Roman" w:hAnsi="Times New Roman"/>
+          <w:sz w:val="24"/>
+        </w:rPr>
+        <w:t>Бо до Те́бе, Го́споди, мій Бо́же, мої́ о́чі;* до Те́бе прибіга́ю, не губи́ душі́ моє́ї.</w:t>
       </w:r>
     </w:p>
     <w:p>
@@ -2182,7 +2215,14 @@
           <w:rFonts w:ascii="Times New Roman" w:hAnsi="Times New Roman"/>
           <w:sz w:val="24"/>
         </w:rPr>
-        <w:t>Неха́й грі́шники впаду́ть у вла́сні сі́ті всі ра́зом,* а я пройду́ безпе́чно.</w:t>
+        <w:t>Неха́й г</w:t>
+      </w:r>
+      <w:r>
+        <w:rPr>
+          <w:rFonts w:ascii="Times New Roman" w:hAnsi="Times New Roman"/>
+          <w:sz w:val="24"/>
+        </w:rPr>
+        <w:t>рі́шники впаду́ть у вла́сні сі́ті всі ра́зом,* а я пройду́ безпе́чно.</w:t>
       </w:r>
     </w:p>
     <w:p>
@@ -2211,14 +2251,7 @@
           <w:rFonts w:ascii="Times New Roman" w:hAnsi="Times New Roman"/>
           <w:sz w:val="24"/>
         </w:rPr>
-        <w:t>Я го́лосом мої́м до Го́спода взива́ю,* я го́лосом мої́м</w:t>
-      </w:r>
-      <w:r>
-        <w:rPr>
-          <w:rFonts w:ascii="Times New Roman" w:hAnsi="Times New Roman"/>
-          <w:sz w:val="24"/>
-        </w:rPr>
-        <w:t xml:space="preserve"> до Го́спода молю́ся.</w:t>
+        <w:t>Я го́лосом мої́м до Го́спода взива́ю,* я го́лосом мої́м до Го́спода молю́ся.</w:t>
       </w:r>
     </w:p>
     <w:p>
@@ -2244,27 +2277,27 @@
           <w:rFonts w:ascii="Times New Roman" w:hAnsi="Times New Roman"/>
           <w:sz w:val="24"/>
         </w:rPr>
-        <w:t>Коли́ триво́житься в мені́ дух мій, Ти знає́ш мою́ сте́жку.* На доро́зі, де я ступа́ю, та́йно розста́вили сильце́ на ме́не.</w:t>
-      </w:r>
-    </w:p>
-    <w:p>
-      <w:pPr>
-        <w:spacing w:after="120"/>
-        <w:jc w:val="both"/>
-      </w:pPr>
-      <w:r>
-        <w:rPr>
-          <w:rFonts w:ascii="Times New Roman" w:hAnsi="Times New Roman"/>
-          <w:sz w:val="24"/>
-        </w:rPr>
-        <w:t>Погля́нь право́руч і подиви́ся:* нема́ ніко́</w:t>
-      </w:r>
-      <w:r>
-        <w:rPr>
-          <w:rFonts w:ascii="Times New Roman" w:hAnsi="Times New Roman"/>
-          <w:sz w:val="24"/>
-        </w:rPr>
-        <w:t>го, хто дбав би за ме́не.</w:t>
+        <w:t>Коли́ триво́житься в мені́ дух м</w:t>
+      </w:r>
+      <w:r>
+        <w:rPr>
+          <w:rFonts w:ascii="Times New Roman" w:hAnsi="Times New Roman"/>
+          <w:sz w:val="24"/>
+        </w:rPr>
+        <w:t>ій, Ти знає́ш мою́ сте́жку.* На доро́зі, де я ступа́ю, та́йно розста́вили сильце́ на ме́не.</w:t>
+      </w:r>
+    </w:p>
+    <w:p>
+      <w:pPr>
+        <w:spacing w:after="120"/>
+        <w:jc w:val="both"/>
+      </w:pPr>
+      <w:r>
+        <w:rPr>
+          <w:rFonts w:ascii="Times New Roman" w:hAnsi="Times New Roman"/>
+          <w:sz w:val="24"/>
+        </w:rPr>
+        <w:t>Погля́нь право́руч і подиви́ся:* нема́ ніко́го, хто дбав би за ме́не.</w:t>
       </w:r>
     </w:p>
     <w:p>
@@ -2290,7 +2323,14 @@
           <w:rFonts w:ascii="Times New Roman" w:hAnsi="Times New Roman"/>
           <w:sz w:val="24"/>
         </w:rPr>
-        <w:t>До Те́бе, Го́споди, взива́ю й кажу́:* Ти моє́ прибі́жище, в землі́ живи́х Ти − моя́ до́ля!</w:t>
+        <w:t>До Те́бе, Го́споди, взив</w:t>
+      </w:r>
+      <w:r>
+        <w:rPr>
+          <w:rFonts w:ascii="Times New Roman" w:hAnsi="Times New Roman"/>
+          <w:sz w:val="24"/>
+        </w:rPr>
+        <w:t>а́ю й кажу́:* Ти моє́ прибі́жище, в землі́ живи́х Ти − моя́ до́ля!</w:t>
       </w:r>
     </w:p>
     <w:p>
@@ -2393,12 +2433,13 @@
           <w:rFonts w:ascii="Times New Roman" w:hAnsi="Times New Roman"/>
           <w:sz w:val="24"/>
         </w:rPr>
+        <w:lastRenderedPageBreak/>
         <w:t>Неха́й бу́дуть Твої́ ву́ха ува́жні,* до го́лосу бла́гання мого́.</w:t>
       </w:r>
     </w:p>
     <w:p>
       <w:pPr>
-        <w:pStyle w:val="Heading3"/>
+        <w:pStyle w:val="3"/>
         <w:spacing w:before="0" w:after="120"/>
         <w:jc w:val="center"/>
         <w:rPr>
@@ -2413,7 +2454,6 @@
           <w:b/>
           <w:i/>
           <w:color w:val="FF0000"/>
-          <w:sz w:val="24"/>
         </w:rPr>
         <w:t>Стихири</w:t>
       </w:r>
@@ -2865,7 +2905,7 @@
     </w:p>
     <w:p>
       <w:pPr>
-        <w:pStyle w:val="Heading2"/>
+        <w:pStyle w:val="2"/>
         <w:spacing w:before="0" w:after="120"/>
         <w:jc w:val="center"/>
         <w:rPr>
@@ -2944,7 +2984,15 @@
           <w:rFonts w:ascii="Times New Roman" w:hAnsi="Times New Roman"/>
           <w:sz w:val="24"/>
         </w:rPr>
-        <w:t>Сві́тло ти́хе свято́ї сла́ви безсме́ртного Отця́ небе́сного, свято́го, блаже́нного, Ісу́се Хри́сте, дожи́вши до за́ходу со́нця, ба́чивши сві́тло вечі́рнє, сла́вимо Отця́, і Си́на, і Свято́го Ду́ха – Бо́га. Досто́йно є повсякча́с прославля́ти Тебе́ голоса́ми побо́жними, Си́ну Бо́жий, що життя́ дає́ш усьому́ сві́ту, тому́ світ уве́сь сла́вить Тебе́.</w:t>
+        <w:t xml:space="preserve">Сві́тло ти́хе свято́ї сла́ви безсме́ртного Отця́ небе́сного, свято́го, блаже́нного, Ісу́се Хри́сте, дожи́вши до за́ходу со́нця, ба́чивши сві́тло вечі́рнє, сла́вимо Отця́, і Си́на, і </w:t>
+      </w:r>
+      <w:r>
+        <w:rPr>
+          <w:rFonts w:ascii="Times New Roman" w:hAnsi="Times New Roman"/>
+          <w:sz w:val="24"/>
+        </w:rPr>
+        <w:lastRenderedPageBreak/>
+        <w:t>Свято́го Ду́ха – Бо́га. Досто́йно є повсякча́с прославля́ти Тебе́ голоса́ми побо́жними, Си́ну Бо́жий, що життя́ дає́ш усьому́ сві́ту, тому́ світ уве́сь сла́вить Тебе́.</w:t>
       </w:r>
     </w:p>
     <w:p>
@@ -3025,7 +3073,7 @@
     </w:p>
     <w:p>
       <w:pPr>
-        <w:pStyle w:val="Heading3"/>
+        <w:pStyle w:val="3"/>
         <w:spacing w:before="0" w:after="120"/>
         <w:jc w:val="center"/>
         <w:rPr>
@@ -3040,7 +3088,6 @@
           <w:b/>
           <w:i/>
           <w:color w:val="FF0000"/>
-          <w:sz w:val="24"/>
         </w:rPr>
         <w:t>Прокімен</w:t>
       </w:r>
@@ -3049,7 +3096,6 @@
           <w:rFonts w:ascii="Times New Roman" w:eastAsia="Times New Roman" w:hAnsi="Times New Roman" w:cs="Times New Roman"/>
           <w:i/>
           <w:color w:val="FF0000"/>
-          <w:sz w:val="24"/>
         </w:rPr>
         <w:t>: Псалом 53 (г. 5):</w:t>
       </w:r>
@@ -3128,7 +3174,7 @@
     </w:p>
     <w:p>
       <w:pPr>
-        <w:pStyle w:val="Heading3"/>
+        <w:pStyle w:val="3"/>
         <w:spacing w:before="0" w:after="120"/>
         <w:jc w:val="center"/>
         <w:rPr>
@@ -3144,7 +3190,6 @@
           <w:b/>
           <w:i/>
           <w:color w:val="FF0000"/>
-          <w:sz w:val="24"/>
         </w:rPr>
         <w:t>Сподоби, Господи</w:t>
       </w:r>
@@ -3352,7 +3397,7 @@
     </w:p>
     <w:p>
       <w:pPr>
-        <w:pStyle w:val="Heading3"/>
+        <w:pStyle w:val="3"/>
         <w:spacing w:before="0" w:after="120"/>
         <w:jc w:val="center"/>
         <w:rPr>
@@ -3368,7 +3413,6 @@
           <w:b/>
           <w:i/>
           <w:color w:val="FF0000"/>
-          <w:sz w:val="24"/>
         </w:rPr>
         <w:t>Прохальна єктенія</w:t>
       </w:r>
@@ -3661,6 +3705,7 @@
           <w:rFonts w:ascii="Times New Roman" w:hAnsi="Times New Roman"/>
           <w:sz w:val="24"/>
         </w:rPr>
+        <w:lastRenderedPageBreak/>
         <w:t>Християнської кончини життя нашого – безболізної, бездоганної, мирної – і оправдання на страшному суді Христовому просім.</w:t>
       </w:r>
     </w:p>
@@ -4040,7 +4085,7 @@
     </w:p>
     <w:p>
       <w:pPr>
-        <w:pStyle w:val="Heading2"/>
+        <w:pStyle w:val="2"/>
         <w:spacing w:before="0" w:after="120"/>
         <w:jc w:val="center"/>
         <w:rPr>
@@ -4166,6 +4211,7 @@
           <w:sz w:val="24"/>
           <w:szCs w:val="24"/>
         </w:rPr>
+        <w:lastRenderedPageBreak/>
         <w:t xml:space="preserve">Стих: </w:t>
       </w:r>
       <w:r>
@@ -4250,7 +4296,7 @@
     </w:p>
     <w:p>
       <w:pPr>
-        <w:pStyle w:val="Heading3"/>
+        <w:pStyle w:val="3"/>
         <w:spacing w:before="0" w:after="120"/>
         <w:jc w:val="center"/>
         <w:rPr>
@@ -4266,7 +4312,6 @@
           <w:b/>
           <w:i/>
           <w:color w:val="FF0000"/>
-          <w:sz w:val="24"/>
         </w:rPr>
         <w:t>Пісня Симеона</w:t>
       </w:r>
@@ -4483,7 +4528,7 @@
     </w:p>
     <w:p>
       <w:pPr>
-        <w:pStyle w:val="Heading3"/>
+        <w:pStyle w:val="3"/>
         <w:spacing w:before="0" w:after="120"/>
         <w:jc w:val="center"/>
         <w:rPr>
@@ -4499,7 +4544,6 @@
           <w:b/>
           <w:i/>
           <w:color w:val="FF0000"/>
-          <w:sz w:val="24"/>
         </w:rPr>
         <w:t>Тропарі</w:t>
       </w:r>
@@ -4660,7 +4704,7 @@
     </w:p>
     <w:p>
       <w:pPr>
-        <w:pStyle w:val="Heading3"/>
+        <w:pStyle w:val="3"/>
         <w:spacing w:before="0" w:after="120"/>
         <w:jc w:val="center"/>
         <w:rPr>
@@ -4675,7 +4719,6 @@
           <w:b/>
           <w:i/>
           <w:color w:val="FF0000"/>
-          <w:sz w:val="24"/>
         </w:rPr>
         <w:t>Ектенія усильного благання</w:t>
       </w:r>
@@ -4684,7 +4727,6 @@
           <w:rFonts w:ascii="Times New Roman" w:eastAsia="Times New Roman" w:hAnsi="Times New Roman" w:cs="Times New Roman"/>
           <w:i/>
           <w:color w:val="FF0000"/>
-          <w:sz w:val="24"/>
         </w:rPr>
         <w:t>:</w:t>
       </w:r>
@@ -4712,6 +4754,7 @@
           <w:color w:val="FF4400"/>
           <w:sz w:val="24"/>
         </w:rPr>
+        <w:lastRenderedPageBreak/>
         <w:t>Вірні:</w:t>
       </w:r>
       <w:r>
@@ -4916,7 +4959,7 @@
           <w:sz w:val="24"/>
           <w:u w:val="single"/>
         </w:rPr>
-        <w:t>[Господи, Боже наш! Згадай нас грішних і недостойних слуг Твоїх, коли призиваємо святе ім'я Твоє, і не осороми нас, коли очікуємо милости Твоєї, але вислухай, Господи, усі наші спасенні прохання, і вчини нас достойними любити і</w:t>
+        <w:t>[Господи, Боже наш! Згадай нас грішних і недостойних слуг Твоїх, коли призиваємо святе ім'я Твоє, і не осороми нас, коли очікуємо милости Твоєї, але вислухай, Господи, усі наші спасенні прохан</w:t>
       </w:r>
       <w:r>
         <w:rPr>
@@ -4924,7 +4967,7 @@
           <w:sz w:val="24"/>
           <w:u w:val="single"/>
         </w:rPr>
-        <w:t xml:space="preserve"> боятися Тебе від усього серця нашого і творити в усьому волю Твою.]</w:t>
+        <w:t>ня, і вчини нас достойними любити і боятися Тебе від усього серця нашого і творити в усьому волю Твою.]</w:t>
       </w:r>
     </w:p>
     <w:p>
@@ -4992,7 +5035,7 @@
     </w:p>
     <w:p>
       <w:pPr>
-        <w:pStyle w:val="Heading2"/>
+        <w:pStyle w:val="2"/>
         <w:spacing w:before="0" w:after="120"/>
         <w:jc w:val="center"/>
         <w:rPr>
@@ -5429,7 +5472,7 @@
     </w:p>
     <w:p>
       <w:pPr>
-        <w:pStyle w:val="Heading1"/>
+        <w:pStyle w:val="1"/>
         <w:spacing w:after="120"/>
         <w:jc w:val="center"/>
         <w:rPr>
@@ -5439,15 +5482,14 @@
       <w:r>
         <w:rPr>
           <w:rFonts w:ascii="Times New Roman" w:hAnsi="Times New Roman"/>
-          <w:sz w:val="24"/>
         </w:rPr>
         <w:br w:type="page"/>
       </w:r>
       <w:r>
         <w:rPr>
           <w:rFonts w:ascii="Times New Roman" w:hAnsi="Times New Roman" w:cs="Times New Roman"/>
-          <w:sz w:val="24"/>
-        </w:rPr>
+        </w:rPr>
+        <w:lastRenderedPageBreak/>
         <w:t>УТРЕНЯ</w:t>
       </w:r>
     </w:p>
@@ -5679,7 +5721,7 @@
     </w:p>
     <w:p>
       <w:pPr>
-        <w:pStyle w:val="Heading2"/>
+        <w:pStyle w:val="2"/>
         <w:spacing w:before="0" w:after="120"/>
         <w:jc w:val="center"/>
         <w:rPr>
@@ -6158,6 +6200,7 @@
           <w:sz w:val="24"/>
           <w:szCs w:val="24"/>
         </w:rPr>
+        <w:lastRenderedPageBreak/>
         <w:t>І ті, що на моє життя зазіхають, тенета наставляють,* і ті, що бажають мені нещастя, говорять про погибель, увесь час міркують лукаве.</w:t>
       </w:r>
     </w:p>
@@ -6838,6 +6881,7 @@
           <w:sz w:val="24"/>
           <w:szCs w:val="24"/>
         </w:rPr>
+        <w:lastRenderedPageBreak/>
         <w:t>Поміж мерцями моє ложе, немов убиті, що лежать у могилі,* що їх не згадуєш уже більше, що їх відтято від руки твоєї.</w:t>
       </w:r>
     </w:p>
@@ -7461,6 +7505,7 @@
           <w:sz w:val="24"/>
           <w:szCs w:val="24"/>
         </w:rPr>
+        <w:lastRenderedPageBreak/>
         <w:t>Господь на небі утвердив престол свій,* і царство його всім володіє.</w:t>
       </w:r>
     </w:p>
@@ -7847,7 +7892,7 @@
     </w:p>
     <w:p>
       <w:pPr>
-        <w:pStyle w:val="Heading3"/>
+        <w:pStyle w:val="3"/>
         <w:spacing w:before="0" w:after="120"/>
         <w:jc w:val="center"/>
         <w:rPr>
@@ -7863,7 +7908,6 @@
           <w:b/>
           <w:i/>
           <w:color w:val="FF0000"/>
-          <w:sz w:val="24"/>
         </w:rPr>
         <w:t>Утренні молитви</w:t>
       </w:r>
@@ -7969,7 +8013,16 @@
           <w:color w:val="000000"/>
           <w:sz w:val="24"/>
         </w:rPr>
-        <w:t>Від ночі лине дух наш до Тебе, Боже, бо світлом є повеління Твої на землі. Навчи нас у страсі Твоєму виконувати правду й добро, бо Тебе славимо як правдивого Бога нашого. Прихили вухо своє і вислухай нас, і пом'яни, Господи, тих, що є та що моляться з нами, всіх по імені, і спаси їх силою Твоєю. Благослови людей Твоїх і освяти спадкоємство Твоє: мир світові Твоєму даруй, церквам Твоїм, Священникам, владі, і всім людям. Хай благословиться і прославляється всечесне і величне ім'я Твоє, Отця, і Сина, і Святого Духа, нині і повсякчас, і на віки віків. Амінь.</w:t>
+        <w:t xml:space="preserve">Від ночі лине дух наш до Тебе, Боже, бо світлом є повеління Твої на землі. Навчи нас у страсі Твоєму виконувати правду й добро, бо Тебе славимо як правдивого Бога нашого. Прихили вухо своє і вислухай нас, і пом'яни, Господи, тих, що є та що моляться з нами, всіх по імені, і спаси їх силою Твоєю. Благослови людей Твоїх і освяти спадкоємство </w:t>
+      </w:r>
+      <w:r>
+        <w:rPr>
+          <w:rFonts w:ascii="Times New Roman" w:hAnsi="Times New Roman"/>
+          <w:color w:val="000000"/>
+          <w:sz w:val="24"/>
+        </w:rPr>
+        <w:lastRenderedPageBreak/>
+        <w:t>Твоє: мир світові Твоєму даруй, церквам Твоїм, Священникам, владі, і всім людям. Хай благословиться і прославляється всечесне і величне ім'я Твоє, Отця, і Сина, і Святого Духа, нині і повсякчас, і на віки віків. Амінь.</w:t>
       </w:r>
     </w:p>
     <w:p>
@@ -8213,7 +8266,16 @@
           <w:color w:val="000000"/>
           <w:sz w:val="24"/>
         </w:rPr>
-        <w:t>Господи, Боже наш, що сонну неміч забрав від нас і покликав нас візванням святим, щоб і вночі підносити руки наші і прославляти Тебе за справедливі Твої присуди. Прийми благання наші, моління, визнавання, нічні служби і даруй нам, Боже, віру бездоганну, надію впевнену, любов нелицемірну. Благослови наші входи й виходи, вчинки, слова, діла й думки; і дай нам дочекатися початку дня, нам, що хвалять й оспівують, і благословлять добрість Твоєї несказанної сили, щоб було благословенне Твоє пресвяте ім'я і прославлене Твоє царство: Отця, і Сина, і Святого Духа, нині і повсякчас, і на віки віків. Амінь.</w:t>
+        <w:t xml:space="preserve">Господи, Боже наш, що сонну неміч забрав від нас і покликав нас візванням святим, щоб і вночі підносити руки наші і прославляти Тебе за справедливі Твої присуди. Прийми благання наші, моління, визнавання, нічні служби і даруй нам, Боже, віру бездоганну, </w:t>
+      </w:r>
+      <w:r>
+        <w:rPr>
+          <w:rFonts w:ascii="Times New Roman" w:hAnsi="Times New Roman"/>
+          <w:color w:val="000000"/>
+          <w:sz w:val="24"/>
+        </w:rPr>
+        <w:lastRenderedPageBreak/>
+        <w:t>надію впевнену, любов нелицемірну. Благослови наші входи й виходи, вчинки, слова, діла й думки; і дай нам дочекатися початку дня, нам, що хвалять й оспівують, і благословлять добрість Твоєї несказанної сили, щоб було благословенне Твоє пресвяте ім'я і прославлене Твоє царство: Отця, і Сина, і Святого Духа, нині і повсякчас, і на віки віків. Амінь.</w:t>
       </w:r>
     </w:p>
     <w:p>
@@ -8249,31 +8311,31 @@
           <w:color w:val="FF0000"/>
           <w:sz w:val="24"/>
         </w:rPr>
-        <w:t>10</w:t>
-      </w:r>
-      <w:r>
-        <w:rPr>
-          <w:rFonts w:ascii="Times New Roman" w:hAnsi="Times New Roman"/>
-          <w:color w:val="FF0000"/>
-          <w:sz w:val="24"/>
-        </w:rPr>
-        <w:t>.</w:t>
-      </w:r>
-      <w:r>
-        <w:rPr>
-          <w:rFonts w:ascii="Times New Roman" w:hAnsi="Times New Roman"/>
-          <w:color w:val="000000"/>
-          <w:sz w:val="24"/>
-        </w:rPr>
-        <w:t xml:space="preserve"> Боже, Боже наш! Ти сотворив розумні й духовні сили Своєю волею. Тебе просимо й Тобі молимося: Прийми наші посильні величання з усіма Твоїми творіннями і збагати щедрими даруваннями Твоєї ласки. Бо перед Тобою згинається всяке коліно: на небі, на землі й </w:t>
-      </w:r>
-      <w:r>
-        <w:rPr>
-          <w:rFonts w:ascii="Times New Roman" w:hAnsi="Times New Roman"/>
-          <w:color w:val="000000"/>
-          <w:sz w:val="24"/>
-        </w:rPr>
-        <w:t>під землею, і все, що живе, і все створіння оспівує неосяжну Твою славу, бо Ти Бог правдивий і вельми милостивий. Тебе бо хвалять усі небесні сили, і Тобі славу возсилаємо: Отцю, і Сину, і Святому Духові, нині і повсякчас, і на віки віків. Амінь.</w:t>
+        <w:t>10.</w:t>
+      </w:r>
+      <w:r>
+        <w:rPr>
+          <w:rFonts w:ascii="Times New Roman" w:hAnsi="Times New Roman"/>
+          <w:color w:val="000000"/>
+          <w:sz w:val="24"/>
+        </w:rPr>
+        <w:t xml:space="preserve"> Боже, Б</w:t>
+      </w:r>
+      <w:r>
+        <w:rPr>
+          <w:rFonts w:ascii="Times New Roman" w:hAnsi="Times New Roman"/>
+          <w:color w:val="000000"/>
+          <w:sz w:val="24"/>
+        </w:rPr>
+        <w:t>оже наш! Ти сотворив розумні й духовні сили Своєю волею. Тебе просимо й Тобі молимося: Прийми наші посильні величання з усіма Твоїми творіннями і збагати щедрими даруваннями Твоєї ласки. Бо перед Тобою згинається всяке коліно: на небі, на землі й під земле</w:t>
+      </w:r>
+      <w:r>
+        <w:rPr>
+          <w:rFonts w:ascii="Times New Roman" w:hAnsi="Times New Roman"/>
+          <w:color w:val="000000"/>
+          <w:sz w:val="24"/>
+        </w:rPr>
+        <w:t>ю, і все, що живе, і все створіння оспівує неосяжну Твою славу, бо Ти Бог правдивий і вельми милостивий. Тебе бо хвалять усі небесні сили, і Тобі славу возсилаємо: Отцю, і Сину, і Святому Духові, нині і повсякчас, і на віки віків. Амінь.</w:t>
       </w:r>
     </w:p>
     <w:p>
@@ -8342,7 +8404,7 @@
     </w:p>
     <w:p>
       <w:pPr>
-        <w:pStyle w:val="Heading2"/>
+        <w:pStyle w:val="2"/>
         <w:spacing w:before="0" w:after="120"/>
         <w:jc w:val="center"/>
         <w:rPr>
@@ -8603,6 +8665,7 @@
           <w:color w:val="000000"/>
           <w:sz w:val="24"/>
         </w:rPr>
+        <w:lastRenderedPageBreak/>
         <w:t>За Богом бережений народ наш, за правління і все військо Господеві помолімся.</w:t>
       </w:r>
     </w:p>
@@ -8989,7 +9052,7 @@
     </w:p>
     <w:p>
       <w:pPr>
-        <w:pStyle w:val="Heading3"/>
+        <w:pStyle w:val="3"/>
         <w:spacing w:before="0" w:after="120"/>
         <w:jc w:val="center"/>
         <w:rPr>
@@ -9004,7 +9067,6 @@
           <w:b/>
           <w:i/>
           <w:color w:val="FF0000"/>
-          <w:sz w:val="24"/>
         </w:rPr>
         <w:t>Бог Господь...</w:t>
       </w:r>
@@ -9013,7 +9075,6 @@
           <w:rFonts w:ascii="Times New Roman" w:eastAsia="Times New Roman" w:hAnsi="Times New Roman" w:cs="Times New Roman"/>
           <w:i/>
           <w:color w:val="FF0000"/>
-          <w:sz w:val="24"/>
         </w:rPr>
         <w:t xml:space="preserve"> (Пс. 117) на глас 2:</w:t>
       </w:r>
@@ -9209,16 +9270,25 @@
     </w:p>
     <w:p>
       <w:pPr>
-        <w:spacing w:after="120"/>
-        <w:jc w:val="both"/>
-        <w:rPr>
-          <w:rFonts w:ascii="Times New Roman" w:hAnsi="Times New Roman" w:cs="Times New Roman"/>
-          <w:i/>
-          <w:color w:val="FF0000"/>
-          <w:sz w:val="24"/>
-          <w:szCs w:val="24"/>
-        </w:rPr>
-      </w:pPr>
+        <w:pStyle w:val="3"/>
+        <w:spacing w:before="0" w:after="120"/>
+        <w:jc w:val="center"/>
+        <w:rPr>
+          <w:rFonts w:ascii="Times New Roman" w:eastAsia="Times New Roman" w:hAnsi="Times New Roman" w:cs="Times New Roman"/>
+          <w:b/>
+          <w:i/>
+          <w:color w:val="FF0000"/>
+        </w:rPr>
+      </w:pPr>
+      <w:r>
+        <w:rPr>
+          <w:rFonts w:ascii="Times New Roman" w:eastAsia="Times New Roman" w:hAnsi="Times New Roman" w:cs="Times New Roman"/>
+          <w:b/>
+          <w:i/>
+          <w:color w:val="FF0000"/>
+        </w:rPr>
+        <w:t>Тропарі</w:t>
+      </w:r>
     </w:p>
     <w:p>
       <w:pPr>
@@ -9304,6 +9374,7 @@
           <w:sz w:val="24"/>
           <w:szCs w:val="24"/>
         </w:rPr>
+        <w:lastRenderedPageBreak/>
         <w:t>Слава:</w:t>
       </w:r>
       <w:r>
@@ -9394,7 +9465,7 @@
     </w:p>
     <w:p>
       <w:pPr>
-        <w:pStyle w:val="Heading3"/>
+        <w:pStyle w:val="3"/>
         <w:spacing w:before="0" w:after="120"/>
         <w:jc w:val="center"/>
         <w:rPr>
@@ -9409,7 +9480,6 @@
           <w:b/>
           <w:i/>
           <w:color w:val="FF0000"/>
-          <w:sz w:val="24"/>
         </w:rPr>
         <w:t>Мала єктенія</w:t>
       </w:r>
@@ -9594,7 +9664,7 @@
     </w:p>
     <w:p>
       <w:pPr>
-        <w:pStyle w:val="Heading3"/>
+        <w:pStyle w:val="3"/>
         <w:spacing w:before="0" w:after="120"/>
         <w:jc w:val="center"/>
         <w:rPr>
@@ -9610,7 +9680,6 @@
           <w:b/>
           <w:i/>
           <w:color w:val="FF0000"/>
-          <w:sz w:val="24"/>
         </w:rPr>
         <w:t>Перший сідальний</w:t>
       </w:r>
@@ -9686,7 +9755,7 @@
     </w:p>
     <w:p>
       <w:pPr>
-        <w:pStyle w:val="Heading3"/>
+        <w:pStyle w:val="3"/>
         <w:spacing w:before="0" w:after="120"/>
         <w:jc w:val="center"/>
         <w:rPr>
@@ -9701,7 +9770,6 @@
           <w:b/>
           <w:i/>
           <w:color w:val="FF0000"/>
-          <w:sz w:val="24"/>
         </w:rPr>
         <w:t>Мала єктенія</w:t>
       </w:r>
@@ -9828,6 +9896,7 @@
           <w:szCs w:val="24"/>
           <w:u w:val="single"/>
         </w:rPr>
+        <w:lastRenderedPageBreak/>
         <w:t>[Боже й Отче Господа нашого Ісуса Христа! Ти підніс нас з постелі нашої і зібрав на годину молитви. Дай нам ласку відкрити уста наші і прийми наші подяки, що в наших силах, і навчи нас установ твоїх. Бо молитися як слід не вміємо, якщо ти, Господи, святим твоїм Духом не навчиш нас. Тому молимося тобі: Даруй і прости, якщо ми згрішили аж дотеперішньої години словом або ділом, або думкою, добровільно або недобровільно. Бо коли на провини будеш дивитися, Господи, Господи, то хто встоїться, бо в тебе є прощення. Ти один святий, допоміжник сильний, захисник життя нашого, і тебе ми завжди оспівуватимемо.]</w:t>
       </w:r>
     </w:p>
@@ -9893,7 +9962,7 @@
     </w:p>
     <w:p>
       <w:pPr>
-        <w:pStyle w:val="Heading3"/>
+        <w:pStyle w:val="3"/>
         <w:spacing w:before="0" w:after="120"/>
         <w:jc w:val="center"/>
         <w:rPr>
@@ -9909,7 +9978,6 @@
           <w:b/>
           <w:i/>
           <w:color w:val="FF0000"/>
-          <w:sz w:val="24"/>
         </w:rPr>
         <w:t>Другий сідальний</w:t>
       </w:r>
@@ -9995,7 +10063,7 @@
     </w:p>
     <w:p>
       <w:pPr>
-        <w:pStyle w:val="Heading3"/>
+        <w:pStyle w:val="3"/>
         <w:spacing w:before="0" w:after="120"/>
         <w:jc w:val="center"/>
         <w:rPr>
@@ -10011,7 +10079,6 @@
           <w:b/>
           <w:i/>
           <w:color w:val="FF0000"/>
-          <w:sz w:val="24"/>
         </w:rPr>
         <w:t>Воскресіння Христове</w:t>
       </w:r>
@@ -10060,7 +10127,7 @@
     </w:p>
     <w:p>
       <w:pPr>
-        <w:pStyle w:val="Heading3"/>
+        <w:pStyle w:val="3"/>
         <w:spacing w:before="0" w:after="120"/>
         <w:jc w:val="center"/>
         <w:rPr>
@@ -10076,7 +10143,6 @@
           <w:b/>
           <w:i/>
           <w:color w:val="FF0000"/>
-          <w:sz w:val="24"/>
         </w:rPr>
         <w:t>Псалом 50</w:t>
       </w:r>
@@ -10344,6 +10410,7 @@
           <w:sz w:val="24"/>
           <w:szCs w:val="24"/>
         </w:rPr>
+        <w:lastRenderedPageBreak/>
         <w:t>Вкажу беззаконним дороги твої,* і нечестиві до тебе навернуться.</w:t>
       </w:r>
     </w:p>
@@ -10489,7 +10556,7 @@
     </w:p>
     <w:p>
       <w:pPr>
-        <w:pStyle w:val="Heading2"/>
+        <w:pStyle w:val="2"/>
         <w:spacing w:before="0" w:after="120"/>
         <w:jc w:val="center"/>
         <w:rPr>
@@ -10975,6 +11042,7 @@
           <w:sz w:val="24"/>
           <w:szCs w:val="24"/>
         </w:rPr>
+        <w:lastRenderedPageBreak/>
         <w:t>Богоприємниче Йосифе, гряди, стань з нами і взивай: воскрес Ісус Визволитель, що воздвиг Адама Своїм милосердям.</w:t>
       </w:r>
     </w:p>
@@ -11114,7 +11182,7 @@
     </w:p>
     <w:p>
       <w:pPr>
-        <w:pStyle w:val="Heading3"/>
+        <w:pStyle w:val="3"/>
         <w:spacing w:before="0" w:after="120"/>
         <w:jc w:val="center"/>
         <w:rPr>
@@ -11129,7 +11197,6 @@
           <w:b/>
           <w:i/>
           <w:color w:val="FF0000"/>
-          <w:sz w:val="24"/>
         </w:rPr>
         <w:t>Мала єктенія</w:t>
       </w:r>
@@ -11249,7 +11316,7 @@
           <w:sz w:val="24"/>
           <w:u w:val="single"/>
         </w:rPr>
-        <w:t>[Господи, Боже наш, що сонну неміч забрав від нас і покликав нас візванням святим, щоб і вночі підносити руки наші і прославляти Тебе за спра</w:t>
+        <w:t>[Господи, Боже наш, що сонну неміч забрав від нас і покликав нас візванням святим, щоб і вночі підносити руки наші і п</w:t>
       </w:r>
       <w:r>
         <w:rPr>
@@ -11257,7 +11324,7 @@
           <w:sz w:val="24"/>
           <w:u w:val="single"/>
         </w:rPr>
-        <w:t>ведливі Твої присуди. Прийми благання наші, моління, визнавання, нічні служби і даруй нам, Боже, віру бездоганну, надію впевнену, любов нелицемірну. Благослови наші входи й виходи, вчинки, слова, діла й думки; і дай нам дочекатися початку дня, нам, що хвал</w:t>
+        <w:t>рославляти Тебе за справедливі Твої присуди. Прийми благання наші, моління, визнавання, нічні служби і даруй нам, Боже, віру бездоганну, надію впевнену, любов нелицемірну. Благослови наші входи й виходи, вчинки, слова, діла й думки; і дай нам дочекатися по</w:t>
       </w:r>
       <w:r>
         <w:rPr>
@@ -11265,7 +11332,7 @@
           <w:sz w:val="24"/>
           <w:u w:val="single"/>
         </w:rPr>
-        <w:t>ять й оспівують, і благословлять добрість Твоєї несказанної сили]</w:t>
+        <w:t>чатку дня, нам, що хвалять й оспівують, і благословлять добрість Твоєї несказанної сили]</w:t>
       </w:r>
     </w:p>
     <w:p>
@@ -11573,6 +11640,7 @@
           <w:sz w:val="24"/>
           <w:szCs w:val="24"/>
         </w:rPr>
+        <w:lastRenderedPageBreak/>
         <w:t>Йосифа благообразного, ревнителя благочестя, радника й ученика, вшануймо разом з мироносицями й апостолами: взиваючи з ними і з вірою оспівуючи Спасове світлоносне воскресіння.</w:t>
       </w:r>
     </w:p>
@@ -12317,6 +12385,7 @@
           <w:sz w:val="24"/>
           <w:szCs w:val="24"/>
         </w:rPr>
+        <w:lastRenderedPageBreak/>
         <w:t xml:space="preserve">Слава: </w:t>
       </w:r>
       <w:r>
@@ -12371,7 +12440,7 @@
     </w:p>
     <w:p>
       <w:pPr>
-        <w:pStyle w:val="Heading3"/>
+        <w:pStyle w:val="3"/>
         <w:spacing w:before="0" w:after="120"/>
         <w:jc w:val="center"/>
         <w:rPr>
@@ -12386,7 +12455,6 @@
           <w:b/>
           <w:i/>
           <w:color w:val="FF0000"/>
-          <w:sz w:val="24"/>
         </w:rPr>
         <w:t>Мала єктенія</w:t>
       </w:r>
@@ -12870,6 +12938,7 @@
           <w:sz w:val="24"/>
           <w:szCs w:val="24"/>
         </w:rPr>
+        <w:lastRenderedPageBreak/>
         <w:t xml:space="preserve">І нині: </w:t>
       </w:r>
       <w:r>
@@ -13089,7 +13158,7 @@
     </w:p>
     <w:p>
       <w:pPr>
-        <w:pStyle w:val="Heading3"/>
+        <w:pStyle w:val="3"/>
         <w:spacing w:before="0" w:after="120"/>
         <w:jc w:val="center"/>
         <w:rPr>
@@ -13105,7 +13174,6 @@
           <w:b/>
           <w:i/>
           <w:color w:val="FF0000"/>
-          <w:sz w:val="24"/>
         </w:rPr>
         <w:t>Пісня Богородиці</w:t>
       </w:r>
@@ -13491,6 +13559,7 @@
           <w:sz w:val="24"/>
           <w:szCs w:val="24"/>
         </w:rPr>
+        <w:lastRenderedPageBreak/>
         <w:t>Нехай радіє і святкує вселенна,* бо смерть вже більше не панує,* відколи безсмертний Христос воскрес,* знищивши адове ненаситне царство.</w:t>
       </w:r>
     </w:p>
@@ -13583,7 +13652,7 @@
     </w:p>
     <w:p>
       <w:pPr>
-        <w:pStyle w:val="Heading3"/>
+        <w:pStyle w:val="3"/>
         <w:spacing w:before="0" w:after="120"/>
         <w:jc w:val="center"/>
         <w:rPr>
@@ -13598,7 +13667,6 @@
           <w:b/>
           <w:i/>
           <w:color w:val="FF0000"/>
-          <w:sz w:val="24"/>
         </w:rPr>
         <w:t>Мала єктенія</w:t>
       </w:r>
@@ -13718,7 +13786,7 @@
           <w:sz w:val="24"/>
           <w:u w:val="single"/>
         </w:rPr>
-        <w:t>[Боже, Боже наш! Ти сотворив розумні й духовні сили Своєю волею. Тебе просимо й Тобі молимося: Прийми наші посильні величання з усіма Твоїми творіннями і збагати щедрими даруваннями Твоєї ласки. Бо перед Тобою згинається всяке коліно: на небі, на землі й п</w:t>
+        <w:t xml:space="preserve">[Боже, </w:t>
       </w:r>
       <w:r>
         <w:rPr>
@@ -13726,7 +13794,15 @@
           <w:sz w:val="24"/>
           <w:u w:val="single"/>
         </w:rPr>
-        <w:t>ід землею, і все, що живе, і все створіння оспівує неосяжну Твою славу, бо Ти Бог правдивий і вельми милостивий.]</w:t>
+        <w:t>Боже наш! Ти сотворив розумні й духовні сили Своєю волею. Тебе просимо й Тобі молимося: Прийми наші посильні величання з усіма Твоїми творіннями і збагати щедрими даруваннями Твоєї ласки. Бо перед Тобою згинається всяке коліно: на небі, на землі й під земл</w:t>
+      </w:r>
+      <w:r>
+        <w:rPr>
+          <w:rFonts w:ascii="Times New Roman" w:hAnsi="Times New Roman"/>
+          <w:sz w:val="24"/>
+          <w:u w:val="single"/>
+        </w:rPr>
+        <w:t>ею, і все, що живе, і все створіння оспівує неосяжну Твою славу, бо Ти Бог правдивий і вельми милостивий.]</w:t>
       </w:r>
     </w:p>
     <w:p>
@@ -13819,7 +13895,7 @@
     </w:p>
     <w:p>
       <w:pPr>
-        <w:pStyle w:val="Heading3"/>
+        <w:pStyle w:val="3"/>
         <w:spacing w:before="0" w:after="120"/>
         <w:jc w:val="center"/>
         <w:rPr>
@@ -13833,7 +13909,6 @@
           <w:b/>
           <w:i/>
           <w:color w:val="FF0000"/>
-          <w:sz w:val="24"/>
         </w:rPr>
         <w:t>Світильний</w:t>
       </w:r>
@@ -13842,7 +13917,6 @@
           <w:rFonts w:ascii="Times New Roman" w:eastAsia="Times New Roman" w:hAnsi="Times New Roman" w:cs="Times New Roman"/>
           <w:i/>
           <w:color w:val="FF0000"/>
-          <w:sz w:val="24"/>
         </w:rPr>
         <w:t>:</w:t>
       </w:r>
@@ -13911,7 +13985,7 @@
     </w:p>
     <w:p>
       <w:pPr>
-        <w:pStyle w:val="Heading2"/>
+        <w:pStyle w:val="2"/>
         <w:spacing w:before="0" w:after="120"/>
         <w:jc w:val="center"/>
         <w:rPr>
@@ -14090,6 +14164,7 @@
           <w:sz w:val="24"/>
           <w:szCs w:val="24"/>
         </w:rPr>
+        <w:lastRenderedPageBreak/>
         <w:t>Хваліте Господа з землі,* кити і всі морські безодні;</w:t>
       </w:r>
     </w:p>
@@ -14555,7 +14630,7 @@
     </w:p>
     <w:p>
       <w:pPr>
-        <w:pStyle w:val="Heading3"/>
+        <w:pStyle w:val="3"/>
         <w:spacing w:before="0" w:after="120"/>
         <w:jc w:val="center"/>
         <w:rPr>
@@ -14571,7 +14646,6 @@
           <w:b/>
           <w:i/>
           <w:color w:val="FF0000"/>
-          <w:sz w:val="24"/>
         </w:rPr>
         <w:t>Мале славослов'я</w:t>
       </w:r>
@@ -14677,6 +14751,7 @@
           <w:sz w:val="24"/>
           <w:szCs w:val="24"/>
         </w:rPr>
+        <w:lastRenderedPageBreak/>
         <w:t>Хвалимо тебе, благословимо тебе, кланяємось тобі,* славимо тебе, дякуємо тобі заради великої твоєї слави.</w:t>
       </w:r>
     </w:p>
@@ -15092,7 +15167,7 @@
     </w:p>
     <w:p>
       <w:pPr>
-        <w:pStyle w:val="Heading3"/>
+        <w:pStyle w:val="3"/>
         <w:spacing w:before="0" w:after="120"/>
         <w:jc w:val="center"/>
         <w:rPr>
@@ -15108,7 +15183,6 @@
           <w:b/>
           <w:i/>
           <w:color w:val="FF0000"/>
-          <w:sz w:val="24"/>
         </w:rPr>
         <w:t>Прохальна єктенія:</w:t>
       </w:r>
@@ -15333,6 +15407,7 @@
           <w:color w:val="FF4400"/>
           <w:sz w:val="24"/>
         </w:rPr>
+        <w:lastRenderedPageBreak/>
         <w:t>Вірні:</w:t>
       </w:r>
       <w:r>
@@ -15767,7 +15842,7 @@
     </w:p>
     <w:p>
       <w:pPr>
-        <w:pStyle w:val="Heading2"/>
+        <w:pStyle w:val="2"/>
         <w:spacing w:before="0" w:after="120"/>
         <w:jc w:val="center"/>
         <w:rPr>
@@ -15882,7 +15957,17 @@
           <w:sz w:val="24"/>
           <w:szCs w:val="24"/>
         </w:rPr>
-        <w:t>Апостоли, не повіривши оповіданню жінок-мироносиць,* які проповідували Христове воскресіння з мертвих,* швидко пішли поглянути на гріб.* У гробі побачили вони полотна й плащаницю,* але не знайшли того, кого шукали.* Визнавши воскресіння, вони розійшлись по світі, як проповідники,* щоб звіщати про це народам.</w:t>
+        <w:t xml:space="preserve">Апостоли, не повіривши оповіданню жінок-мироносиць,* які проповідували Христове воскресіння з мертвих,* швидко пішли поглянути на гріб.* У гробі побачили вони полотна </w:t>
+      </w:r>
+      <w:r>
+        <w:rPr>
+          <w:rFonts w:ascii="Times New Roman" w:hAnsi="Times New Roman" w:cs="Times New Roman"/>
+          <w:color w:val="000000"/>
+          <w:sz w:val="24"/>
+          <w:szCs w:val="24"/>
+        </w:rPr>
+        <w:lastRenderedPageBreak/>
+        <w:t>й плащаницю,* але не знайшли того, кого шукали.* Визнавши воскресіння, вони розійшлись по світі, як проповідники,* щоб звіщати про це народам.</w:t>
       </w:r>
     </w:p>
     <w:p>
@@ -16243,7 +16328,7 @@
     </w:p>
     <w:p>
       <w:pPr>
-        <w:pStyle w:val="Heading3"/>
+        <w:pStyle w:val="3"/>
         <w:spacing w:before="0" w:after="120"/>
         <w:jc w:val="center"/>
         <w:rPr>
@@ -16259,7 +16344,6 @@
           <w:b/>
           <w:i/>
           <w:color w:val="FF0000"/>
-          <w:sz w:val="24"/>
         </w:rPr>
         <w:t>Тропарі</w:t>
       </w:r>
@@ -16420,7 +16504,7 @@
     </w:p>
     <w:p>
       <w:pPr>
-        <w:pStyle w:val="Heading3"/>
+        <w:pStyle w:val="3"/>
         <w:spacing w:before="0" w:after="120"/>
         <w:jc w:val="center"/>
         <w:rPr>
@@ -16435,8 +16519,8 @@
           <w:b/>
           <w:i/>
           <w:color w:val="FF0000"/>
-          <w:sz w:val="24"/>
-        </w:rPr>
+        </w:rPr>
+        <w:lastRenderedPageBreak/>
         <w:t>Єктенія усильного благання</w:t>
       </w:r>
       <w:r>
@@ -16444,7 +16528,6 @@
           <w:rFonts w:ascii="Times New Roman" w:eastAsia="Times New Roman" w:hAnsi="Times New Roman" w:cs="Times New Roman"/>
           <w:b/>
           <w:color w:val="FF0000"/>
-          <w:sz w:val="24"/>
         </w:rPr>
         <w:t>:</w:t>
       </w:r>
@@ -16728,7 +16811,7 @@
     </w:p>
     <w:p>
       <w:pPr>
-        <w:pStyle w:val="Heading2"/>
+        <w:pStyle w:val="2"/>
         <w:spacing w:before="0" w:after="120"/>
         <w:jc w:val="center"/>
         <w:rPr>
@@ -17562,7 +17645,7 @@
     <w:lsdException w:name="Unresolved Mention" w:semiHidden="1" w:unhideWhenUsed="1"/>
     <w:lsdException w:name="Smart Link" w:semiHidden="1" w:unhideWhenUsed="1"/>
   </w:latentStyles>
-  <w:style w:type="paragraph" w:default="1" w:styleId="Normal">
+  <w:style w:type="paragraph" w:default="1" w:styleId="a">
     <w:name w:val="Normal"/>
     <w:qFormat/>
     <w:rsid w:val="00F536D8"/>
@@ -17571,11 +17654,11 @@
       <w:sz w:val="36"/>
     </w:rPr>
   </w:style>
-  <w:style w:type="paragraph" w:styleId="Heading1">
+  <w:style w:type="paragraph" w:styleId="1">
     <w:name w:val="heading 1"/>
-    <w:basedOn w:val="Normal"/>
-    <w:next w:val="Normal"/>
-    <w:link w:val="Heading1Char"/>
+    <w:basedOn w:val="a"/>
+    <w:next w:val="a"/>
+    <w:link w:val="10"/>
     <w:uiPriority w:val="9"/>
     <w:qFormat/>
     <w:rsid w:val="00F536D8"/>
@@ -17591,11 +17674,11 @@
       <w:szCs w:val="24"/>
     </w:rPr>
   </w:style>
-  <w:style w:type="paragraph" w:styleId="Heading2">
+  <w:style w:type="paragraph" w:styleId="2">
     <w:name w:val="heading 2"/>
-    <w:basedOn w:val="Normal"/>
-    <w:next w:val="Normal"/>
-    <w:link w:val="Heading2Char"/>
+    <w:basedOn w:val="a"/>
+    <w:next w:val="a"/>
+    <w:link w:val="20"/>
     <w:uiPriority w:val="9"/>
     <w:unhideWhenUsed/>
     <w:qFormat/>
@@ -17613,11 +17696,11 @@
       <w:szCs w:val="26"/>
     </w:rPr>
   </w:style>
-  <w:style w:type="paragraph" w:styleId="Heading3">
+  <w:style w:type="paragraph" w:styleId="3">
     <w:name w:val="heading 3"/>
-    <w:basedOn w:val="Normal"/>
-    <w:next w:val="Normal"/>
-    <w:link w:val="Heading3Char"/>
+    <w:basedOn w:val="a"/>
+    <w:next w:val="a"/>
+    <w:link w:val="30"/>
     <w:uiPriority w:val="9"/>
     <w:unhideWhenUsed/>
     <w:qFormat/>
@@ -17635,10 +17718,10 @@
       <w:szCs w:val="24"/>
     </w:rPr>
   </w:style>
-  <w:style w:type="paragraph" w:styleId="Heading4">
+  <w:style w:type="paragraph" w:styleId="4">
     <w:name w:val="heading 4"/>
-    <w:basedOn w:val="Normal"/>
-    <w:next w:val="Normal"/>
+    <w:basedOn w:val="a"/>
+    <w:next w:val="a"/>
     <w:uiPriority w:val="9"/>
     <w:semiHidden/>
     <w:unhideWhenUsed/>
@@ -17655,10 +17738,10 @@
       <w:szCs w:val="24"/>
     </w:rPr>
   </w:style>
-  <w:style w:type="paragraph" w:styleId="Heading5">
+  <w:style w:type="paragraph" w:styleId="5">
     <w:name w:val="heading 5"/>
-    <w:basedOn w:val="Normal"/>
-    <w:next w:val="Normal"/>
+    <w:basedOn w:val="a"/>
+    <w:next w:val="a"/>
     <w:uiPriority w:val="9"/>
     <w:semiHidden/>
     <w:unhideWhenUsed/>
@@ -17675,10 +17758,10 @@
       <w:szCs w:val="22"/>
     </w:rPr>
   </w:style>
-  <w:style w:type="paragraph" w:styleId="Heading6">
+  <w:style w:type="paragraph" w:styleId="6">
     <w:name w:val="heading 6"/>
-    <w:basedOn w:val="Normal"/>
-    <w:next w:val="Normal"/>
+    <w:basedOn w:val="a"/>
+    <w:next w:val="a"/>
     <w:uiPriority w:val="9"/>
     <w:semiHidden/>
     <w:unhideWhenUsed/>
@@ -17694,13 +17777,13 @@
       <w:sz w:val="20"/>
     </w:rPr>
   </w:style>
-  <w:style w:type="character" w:default="1" w:styleId="DefaultParagraphFont">
+  <w:style w:type="character" w:default="1" w:styleId="a0">
     <w:name w:val="Default Paragraph Font"/>
     <w:uiPriority w:val="1"/>
     <w:semiHidden/>
     <w:unhideWhenUsed/>
   </w:style>
-  <w:style w:type="table" w:default="1" w:styleId="TableNormal">
+  <w:style w:type="table" w:default="1" w:styleId="a1">
     <w:name w:val="Normal Table"/>
     <w:uiPriority w:val="99"/>
     <w:semiHidden/>
@@ -17715,16 +17798,16 @@
       </w:tblCellMar>
     </w:tblPr>
   </w:style>
-  <w:style w:type="numbering" w:default="1" w:styleId="NoList">
+  <w:style w:type="numbering" w:default="1" w:styleId="a2">
     <w:name w:val="No List"/>
     <w:uiPriority w:val="99"/>
     <w:semiHidden/>
     <w:unhideWhenUsed/>
   </w:style>
-  <w:style w:type="paragraph" w:styleId="Title">
+  <w:style w:type="paragraph" w:styleId="a3">
     <w:name w:val="Title"/>
-    <w:basedOn w:val="Normal"/>
-    <w:next w:val="Normal"/>
+    <w:basedOn w:val="a"/>
+    <w:next w:val="a"/>
     <w:uiPriority w:val="10"/>
     <w:qFormat/>
     <w:pPr>
@@ -17738,9 +17821,9 @@
       <w:szCs w:val="72"/>
     </w:rPr>
   </w:style>
-  <w:style w:type="character" w:customStyle="1" w:styleId="Heading1Char">
-    <w:name w:val="Heading 1 Char"/>
-    <w:link w:val="Heading1"/>
+  <w:style w:type="character" w:customStyle="1" w:styleId="10">
+    <w:name w:val="Заголовок 1 Знак"/>
+    <w:link w:val="1"/>
     <w:uiPriority w:val="99"/>
     <w:locked/>
     <w:rsid w:val="00F536D8"/>
@@ -17752,9 +17835,9 @@
       <w:szCs w:val="24"/>
     </w:rPr>
   </w:style>
-  <w:style w:type="character" w:customStyle="1" w:styleId="Heading2Char">
-    <w:name w:val="Heading 2 Char"/>
-    <w:link w:val="Heading2"/>
+  <w:style w:type="character" w:customStyle="1" w:styleId="20">
+    <w:name w:val="Заголовок 2 Знак"/>
+    <w:link w:val="2"/>
     <w:uiPriority w:val="99"/>
     <w:locked/>
     <w:rsid w:val="00E36909"/>
@@ -17766,9 +17849,9 @@
       <w:lang w:val="en-US"/>
     </w:rPr>
   </w:style>
-  <w:style w:type="character" w:customStyle="1" w:styleId="Heading3Char">
-    <w:name w:val="Heading 3 Char"/>
-    <w:link w:val="Heading3"/>
+  <w:style w:type="character" w:customStyle="1" w:styleId="30">
+    <w:name w:val="Заголовок 3 Знак"/>
+    <w:link w:val="3"/>
     <w:uiPriority w:val="99"/>
     <w:semiHidden/>
     <w:locked/>
@@ -17781,10 +17864,10 @@
       <w:lang w:val="en-US"/>
     </w:rPr>
   </w:style>
-  <w:style w:type="paragraph" w:styleId="DocumentMap">
+  <w:style w:type="paragraph" w:styleId="a4">
     <w:name w:val="Document Map"/>
-    <w:basedOn w:val="Normal"/>
-    <w:link w:val="DocumentMapChar"/>
+    <w:basedOn w:val="a"/>
+    <w:link w:val="a5"/>
     <w:uiPriority w:val="99"/>
     <w:semiHidden/>
     <w:rsid w:val="00BE02F8"/>
@@ -17794,9 +17877,9 @@
       <w:szCs w:val="24"/>
     </w:rPr>
   </w:style>
-  <w:style w:type="character" w:customStyle="1" w:styleId="DocumentMapChar">
-    <w:name w:val="Document Map Char"/>
-    <w:link w:val="DocumentMap"/>
+  <w:style w:type="character" w:customStyle="1" w:styleId="a5">
+    <w:name w:val="Схема документа Знак"/>
+    <w:link w:val="a4"/>
     <w:uiPriority w:val="99"/>
     <w:semiHidden/>
     <w:locked/>
@@ -17849,10 +17932,10 @@
       <w:szCs w:val="36"/>
     </w:rPr>
   </w:style>
-  <w:style w:type="paragraph" w:styleId="Subtitle">
+  <w:style w:type="paragraph" w:styleId="a6">
     <w:name w:val="Subtitle"/>
-    <w:basedOn w:val="Normal"/>
-    <w:next w:val="Normal"/>
+    <w:basedOn w:val="a"/>
+    <w:next w:val="a"/>
     <w:uiPriority w:val="11"/>
     <w:qFormat/>
     <w:pPr>

--- a/docx_resources/Вечірня-Утреня/В,У - Квітна Тріодь/pascha-3/3-4-ВУ.docx
+++ b/docx_resources/Вечірня-Утреня/В,У - Квітна Тріодь/pascha-3/3-4-ВУ.docx
@@ -44,7 +44,7 @@
     </w:p>
     <w:p>
       <w:pPr>
-        <w:pStyle w:val="1"/>
+        <w:pStyle w:val="Heading1"/>
         <w:spacing w:after="120"/>
         <w:jc w:val="center"/>
         <w:rPr>
@@ -56,6 +56,7 @@
         <w:rPr>
           <w:rFonts w:ascii="Times New Roman" w:hAnsi="Times New Roman" w:cs="Times New Roman"/>
           <w:b/>
+          <w:sz w:val="24"/>
         </w:rPr>
         <w:t>ВЕЧІРНЯ</w:t>
       </w:r>
@@ -397,7 +398,7 @@
     </w:p>
     <w:p>
       <w:pPr>
-        <w:pStyle w:val="2"/>
+        <w:pStyle w:val="Heading2"/>
         <w:spacing w:before="0" w:after="120"/>
         <w:jc w:val="center"/>
         <w:rPr>
@@ -457,27 +458,27 @@
           <w:rFonts w:ascii="Times New Roman" w:hAnsi="Times New Roman"/>
           <w:sz w:val="24"/>
         </w:rPr>
-        <w:t>Ти розіп’я́в, нена́че наме́т, не́бо,* Ти з</w:t>
-      </w:r>
-      <w:r>
-        <w:rPr>
-          <w:rFonts w:ascii="Times New Roman" w:hAnsi="Times New Roman"/>
-          <w:sz w:val="24"/>
-        </w:rPr>
-        <w:t>будува́в Твої́ го́рниці у во́дах.</w:t>
-      </w:r>
-    </w:p>
-    <w:p>
-      <w:pPr>
-        <w:spacing w:after="120"/>
-        <w:jc w:val="both"/>
-      </w:pPr>
-      <w:r>
-        <w:rPr>
-          <w:rFonts w:ascii="Times New Roman" w:hAnsi="Times New Roman"/>
-          <w:sz w:val="24"/>
-        </w:rPr>
-        <w:t>Із хмар собі́ ро́биш колісни́цю,* хо́диш на кри́лах ві́тру.</w:t>
+        <w:t>Ти розіп’я́в, нена́че наме́т, не́бо,* Ти збудува́в Твої́ го́рниці у во́дах.</w:t>
+      </w:r>
+    </w:p>
+    <w:p>
+      <w:pPr>
+        <w:spacing w:after="120"/>
+        <w:jc w:val="both"/>
+      </w:pPr>
+      <w:r>
+        <w:rPr>
+          <w:rFonts w:ascii="Times New Roman" w:hAnsi="Times New Roman"/>
+          <w:sz w:val="24"/>
+        </w:rPr>
+        <w:t>Із хмар собі́ ро́биш колісни́</w:t>
+      </w:r>
+      <w:r>
+        <w:rPr>
+          <w:rFonts w:ascii="Times New Roman" w:hAnsi="Times New Roman"/>
+          <w:sz w:val="24"/>
+        </w:rPr>
+        <w:t>цю,* хо́диш на кри́лах ві́тру.</w:t>
       </w:r>
     </w:p>
     <w:p>
@@ -529,7 +530,14 @@
           <w:rFonts w:ascii="Times New Roman" w:hAnsi="Times New Roman"/>
           <w:sz w:val="24"/>
         </w:rPr>
-        <w:t>Пе́ред погро́зою Твоє́ю вони́ тіка́ли,* пе́ред го́лосом гро́му Твого́ тремті́ли.</w:t>
+        <w:t>Пе</w:t>
+      </w:r>
+      <w:r>
+        <w:rPr>
+          <w:rFonts w:ascii="Times New Roman" w:hAnsi="Times New Roman"/>
+          <w:sz w:val="24"/>
+        </w:rPr>
+        <w:t>́ред погро́зою Твоє́ю вони́ тіка́ли,* пе́ред го́лосом гро́му Твого́ тремті́ли.</w:t>
       </w:r>
     </w:p>
     <w:p>
@@ -555,14 +563,7 @@
           <w:rFonts w:ascii="Times New Roman" w:hAnsi="Times New Roman"/>
           <w:sz w:val="24"/>
         </w:rPr>
-        <w:t>Поста́вив їм грани́цю, яко́ї не пере́й</w:t>
-      </w:r>
-      <w:r>
-        <w:rPr>
-          <w:rFonts w:ascii="Times New Roman" w:hAnsi="Times New Roman"/>
-          <w:sz w:val="24"/>
-        </w:rPr>
-        <w:t>дуть,* щоб зно́ву покри́ти зе́млю.</w:t>
+        <w:t>Поста́вив їм грани́цю, яко́ї не пере́йдуть,* щоб зно́ву покри́ти зе́млю.</w:t>
       </w:r>
     </w:p>
     <w:p>
@@ -601,28 +602,27 @@
           <w:rFonts w:ascii="Times New Roman" w:hAnsi="Times New Roman"/>
           <w:sz w:val="24"/>
         </w:rPr>
-        <w:lastRenderedPageBreak/>
-        <w:t>Над ни́ми ку́блиться небе́сне пта́ство,* з-по́між гілля́к дає́ свій го́лос.</w:t>
-      </w:r>
-    </w:p>
-    <w:p>
-      <w:pPr>
-        <w:spacing w:after="120"/>
-        <w:jc w:val="both"/>
-      </w:pPr>
-      <w:r>
-        <w:rPr>
-          <w:rFonts w:ascii="Times New Roman" w:hAnsi="Times New Roman"/>
-          <w:sz w:val="24"/>
-        </w:rPr>
-        <w:t>Ти</w:t>
-      </w:r>
-      <w:r>
-        <w:rPr>
-          <w:rFonts w:ascii="Times New Roman" w:hAnsi="Times New Roman"/>
-          <w:sz w:val="24"/>
-        </w:rPr>
-        <w:t xml:space="preserve"> напува́єш го́ри з Твої́х го́рниць,* земля́ наси́чується пло́дом діл Твої́х.</w:t>
+        <w:t>Над ни́ми ку́блиться небе́сне пта́ство,*</w:t>
+      </w:r>
+      <w:r>
+        <w:rPr>
+          <w:rFonts w:ascii="Times New Roman" w:hAnsi="Times New Roman"/>
+          <w:sz w:val="24"/>
+        </w:rPr>
+        <w:t xml:space="preserve"> з-по́між гілля́к дає́ свій го́лос.</w:t>
+      </w:r>
+    </w:p>
+    <w:p>
+      <w:pPr>
+        <w:spacing w:after="120"/>
+        <w:jc w:val="both"/>
+      </w:pPr>
+      <w:r>
+        <w:rPr>
+          <w:rFonts w:ascii="Times New Roman" w:hAnsi="Times New Roman"/>
+          <w:sz w:val="24"/>
+        </w:rPr>
+        <w:t>Ти напува́єш го́ри з Твої́х го́рниць,* земля́ наси́чується пло́дом діл Твої́х.</w:t>
       </w:r>
     </w:p>
     <w:p>
@@ -648,14 +648,14 @@
           <w:rFonts w:ascii="Times New Roman" w:hAnsi="Times New Roman"/>
           <w:sz w:val="24"/>
         </w:rPr>
-        <w:t xml:space="preserve">Вино́, що се́рце лю́дське звеселя́є, олі́ю, щоб від не́ї ясні́ло обли́ччя,* і хліб, що </w:t>
-      </w:r>
-      <w:r>
-        <w:rPr>
-          <w:rFonts w:ascii="Times New Roman" w:hAnsi="Times New Roman"/>
-          <w:sz w:val="24"/>
-        </w:rPr>
-        <w:t>скрі́плює се́рце лю́дське.</w:t>
+        <w:t>Вино́, що се́рце лю́дське звеселя́є, олі́ю, щоб від не</w:t>
+      </w:r>
+      <w:r>
+        <w:rPr>
+          <w:rFonts w:ascii="Times New Roman" w:hAnsi="Times New Roman"/>
+          <w:sz w:val="24"/>
+        </w:rPr>
+        <w:t>́ї ясні́ло обли́ччя,* і хліб, що скрі́плює се́рце лю́дське.</w:t>
       </w:r>
     </w:p>
     <w:p>
@@ -707,14 +707,14 @@
           <w:rFonts w:ascii="Times New Roman" w:hAnsi="Times New Roman"/>
           <w:sz w:val="24"/>
         </w:rPr>
-        <w:t>Ти створи́в мі́сяць, щоб значи́ти по</w:t>
-      </w:r>
-      <w:r>
-        <w:rPr>
-          <w:rFonts w:ascii="Times New Roman" w:hAnsi="Times New Roman"/>
-          <w:sz w:val="24"/>
-        </w:rPr>
-        <w:t>́ри;* со́нце зна́є свій за́хід.</w:t>
+        <w:t>Т</w:t>
+      </w:r>
+      <w:r>
+        <w:rPr>
+          <w:rFonts w:ascii="Times New Roman" w:hAnsi="Times New Roman"/>
+          <w:sz w:val="24"/>
+        </w:rPr>
+        <w:t>и створи́в мі́сяць, щоб значи́ти по́ри;* со́нце зна́є свій за́хід.</w:t>
       </w:r>
     </w:p>
     <w:p>
@@ -753,14 +753,14 @@
           <w:rFonts w:ascii="Times New Roman" w:hAnsi="Times New Roman"/>
           <w:sz w:val="24"/>
         </w:rPr>
-        <w:t>Хова́ються, як ті́льки зі́йде со́нце,* ляга́ють у свої́х но́рах</w:t>
-      </w:r>
-      <w:r>
-        <w:rPr>
-          <w:rFonts w:ascii="Times New Roman" w:hAnsi="Times New Roman"/>
-          <w:sz w:val="24"/>
-        </w:rPr>
-        <w:t>.</w:t>
+        <w:t>Хова́ються, як ті́льки зі́йд</w:t>
+      </w:r>
+      <w:r>
+        <w:rPr>
+          <w:rFonts w:ascii="Times New Roman" w:hAnsi="Times New Roman"/>
+          <w:sz w:val="24"/>
+        </w:rPr>
+        <w:t>е со́нце,* ляга́ють у свої́х но́рах.</w:t>
       </w:r>
     </w:p>
     <w:p>
@@ -799,14 +799,14 @@
           <w:rFonts w:ascii="Times New Roman" w:hAnsi="Times New Roman"/>
           <w:sz w:val="24"/>
         </w:rPr>
-        <w:t>Ось мо́ре вели́ке, преширо́ке,* у ньо́му плазуні́в без лі́ку, зві́рів мали́х і вел</w:t>
-      </w:r>
-      <w:r>
-        <w:rPr>
-          <w:rFonts w:ascii="Times New Roman" w:hAnsi="Times New Roman"/>
-          <w:sz w:val="24"/>
-        </w:rPr>
-        <w:t>и́ких.</w:t>
+        <w:t>Ось мо́ре вели́ке, преширо́ке,* у ньо́му плаз</w:t>
+      </w:r>
+      <w:r>
+        <w:rPr>
+          <w:rFonts w:ascii="Times New Roman" w:hAnsi="Times New Roman"/>
+          <w:sz w:val="24"/>
+        </w:rPr>
+        <w:t>уні́в без лі́ку, зві́рів мали́х і вели́ких.</w:t>
       </w:r>
     </w:p>
     <w:p>
@@ -845,27 +845,27 @@
           <w:rFonts w:ascii="Times New Roman" w:hAnsi="Times New Roman"/>
           <w:sz w:val="24"/>
         </w:rPr>
-        <w:t>Коли́ дає́ш їм, вони́ її́ збира́ють,* як розту́люєш Твою́ ру́ку, вони́ наси́чуються бла́гом.</w:t>
-      </w:r>
-    </w:p>
-    <w:p>
-      <w:pPr>
-        <w:spacing w:after="120"/>
-        <w:jc w:val="both"/>
-      </w:pPr>
-      <w:r>
-        <w:rPr>
-          <w:rFonts w:ascii="Times New Roman" w:hAnsi="Times New Roman"/>
-          <w:sz w:val="24"/>
-        </w:rPr>
-        <w:t>Вони́ бенте</w:t>
-      </w:r>
-      <w:r>
-        <w:rPr>
-          <w:rFonts w:ascii="Times New Roman" w:hAnsi="Times New Roman"/>
-          <w:sz w:val="24"/>
-        </w:rPr>
-        <w:t>́жаться, коли́ хова́єш вид Свій;* як забира́єш дух у них, вони́ ги́нуть і поверта́ються у свій по́рох.</w:t>
+        <w:t>Коли́ дає́ш їм, вони́ її́ збира́ють,* як розту́люєш Твою́ ру́ку, во</w:t>
+      </w:r>
+      <w:r>
+        <w:rPr>
+          <w:rFonts w:ascii="Times New Roman" w:hAnsi="Times New Roman"/>
+          <w:sz w:val="24"/>
+        </w:rPr>
+        <w:t>ни́ наси́чуються бла́гом.</w:t>
+      </w:r>
+    </w:p>
+    <w:p>
+      <w:pPr>
+        <w:spacing w:after="120"/>
+        <w:jc w:val="both"/>
+      </w:pPr>
+      <w:r>
+        <w:rPr>
+          <w:rFonts w:ascii="Times New Roman" w:hAnsi="Times New Roman"/>
+          <w:sz w:val="24"/>
+        </w:rPr>
+        <w:t>Вони́ бенте́жаться, коли́ хова́єш вид Свій;* як забира́єш дух у них, вони́ ги́нуть і поверта́ються у свій по́рох.</w:t>
       </w:r>
     </w:p>
     <w:p>
@@ -904,14 +904,7 @@
           <w:rFonts w:ascii="Times New Roman" w:hAnsi="Times New Roman"/>
           <w:sz w:val="24"/>
         </w:rPr>
-        <w:t>Спо</w:t>
-      </w:r>
-      <w:r>
-        <w:rPr>
-          <w:rFonts w:ascii="Times New Roman" w:hAnsi="Times New Roman"/>
-          <w:sz w:val="24"/>
-        </w:rPr>
-        <w:t>гля́не Він на зе́млю, і вона́ стряса́ється,* торкне́ться гір, вони́ диму́ють.</w:t>
+        <w:t>Спогля́не Він на зе́млю, і вона́ стряса́ється,* торкне́ться гір, вони́ диму́ють.</w:t>
       </w:r>
     </w:p>
     <w:p>
@@ -950,7 +943,14 @@
           <w:rFonts w:ascii="Times New Roman" w:hAnsi="Times New Roman"/>
           <w:sz w:val="24"/>
         </w:rPr>
-        <w:t>Неха́й грі́шники з землі ще́знуть, і беззако́нних бі́льше неха́й не бу́де.* Благослови́, душе́ моя́, Го́спода.</w:t>
+        <w:t xml:space="preserve">Неха́й грі́шники </w:t>
+      </w:r>
+      <w:r>
+        <w:rPr>
+          <w:rFonts w:ascii="Times New Roman" w:hAnsi="Times New Roman"/>
+          <w:sz w:val="24"/>
+        </w:rPr>
+        <w:t>з землі ще́знуть, і беззако́нних бі́льше неха́й не бу́де.* Благослови́, душе́ моя́, Го́спода.</w:t>
       </w:r>
     </w:p>
     <w:p>
@@ -989,14 +989,14 @@
           <w:rFonts w:ascii="Times New Roman" w:hAnsi="Times New Roman"/>
           <w:sz w:val="24"/>
         </w:rPr>
-        <w:t>Сла́ва Отцю́,</w:t>
-      </w:r>
-      <w:r>
-        <w:rPr>
-          <w:rFonts w:ascii="Times New Roman" w:hAnsi="Times New Roman"/>
-          <w:sz w:val="24"/>
-        </w:rPr>
-        <w:t xml:space="preserve"> і Си́ну, і Свято́му Ду́хові,* І ни́ні, і повсякча́с, і на ві́ки вікі́в. Амі́нь.</w:t>
+        <w:t>Сла́ва Отцю́, і Си́ну, і Свято</w:t>
+      </w:r>
+      <w:r>
+        <w:rPr>
+          <w:rFonts w:ascii="Times New Roman" w:hAnsi="Times New Roman"/>
+          <w:sz w:val="24"/>
+        </w:rPr>
+        <w:t>́му Ду́хові,* І ни́ні, і повсякча́с, і на ві́ки вікі́в. Амі́нь.</w:t>
       </w:r>
     </w:p>
     <w:p>
@@ -1034,7 +1034,7 @@
     </w:p>
     <w:p>
       <w:pPr>
-        <w:pStyle w:val="3"/>
+        <w:pStyle w:val="Heading3"/>
         <w:spacing w:before="0" w:after="120"/>
         <w:jc w:val="center"/>
         <w:rPr>
@@ -1050,6 +1050,7 @@
           <w:b/>
           <w:i/>
           <w:color w:val="FF0000"/>
+          <w:sz w:val="24"/>
         </w:rPr>
         <w:t>Вечірні молитви</w:t>
       </w:r>
@@ -1101,16 +1102,7 @@
           <w:sz w:val="24"/>
           <w:szCs w:val="24"/>
         </w:rPr>
-        <w:t xml:space="preserve"> Господи щедрий і милосердний, довготерпеливий і многомилостивий! Вислухай молитви наші і зверни увагу на голос моління нашого і яви нам знак милости твоєї, наведи нас на дорогу твою, щоб ходили ми в твоїй правді. Звесели серця наші, щоб ми боялись імення твого святого, бо ти великий і твориш чуда; ти Бог єдиний і немає подібного тобі </w:t>
-      </w:r>
-      <w:r>
-        <w:rPr>
-          <w:rFonts w:ascii="Times New Roman" w:hAnsi="Times New Roman" w:cs="Times New Roman"/>
-          <w:sz w:val="24"/>
-          <w:szCs w:val="24"/>
-        </w:rPr>
-        <w:lastRenderedPageBreak/>
-        <w:t>між богами, Господи. Ти сильний у милості і добрий у силі, аби допомагати й утішати, і спасати всіх, хто на ім'я твоє святе уповає. Бо тобі належить усяка слава, честь і поклоніння: Отцю, Сину, і Святому Духові, нині і повсякчас, і на віки віків. Амінь.</w:t>
+        <w:t xml:space="preserve"> Господи щедрий і милосердний, довготерпеливий і многомилостивий! Вислухай молитви наші і зверни увагу на голос моління нашого і яви нам знак милости твоєї, наведи нас на дорогу твою, щоб ходили ми в твоїй правді. Звесели серця наші, щоб ми боялись імення твого святого, бо ти великий і твориш чуда; ти Бог єдиний і немає подібного тобі між богами, Господи. Ти сильний у милості і добрий у силі, аби допомагати й утішати, і спасати всіх, хто на ім'я твоє святе уповає. Бо тобі належить усяка слава, честь і поклоніння: Отцю, Сину, і Святому Духові, нині і повсякчас, і на віки віків. Амінь.</w:t>
       </w:r>
     </w:p>
     <w:p>
@@ -1306,34 +1298,25 @@
           <w:sz w:val="24"/>
           <w:szCs w:val="24"/>
         </w:rPr>
-        <w:t xml:space="preserve"> Боже великий і вишній, в тебе одного є безсмертність і в світлі живеш недоступнім. Ти все створіння мудро створив, відокремив світло від темряви і сонце поклав, щоб правити днем, а місяць і зорі, щоб володіли ніччю, нас же грішних вчинив достойними і в теперішню годину стати перед твоїм обличчям, щоб тебе визнавати і принести тобі вечірнє славослов'я. Направ, Людинолюбче, молитву нашу, немов кадило, перед тобою і прийми її, як благовонний запах. Дай нам мирний цей вечір і близьку вже ніч; зодягни нас у броню світла; визволь нас від нічного страху і всякої речі, що в темряві з'являється, і дай сон, що його ти дарував на відпочинок нашій немічності, вільний від усякого маріння диявольського. Владико, давче добра, хай і на нашій постелі, бувши тобі милими, згадуємо вночі твоє ім'я і, просвічувані навчанням твоїх заповідей, встанемо в душевній радості до звеличування твоєї доброти, приносячи твоєму милосердю молитви і моління, за наші і всіх твоїх людей провини. Відвідай їх задля молитов святої Богородиці. Бо ти є </w:t>
-      </w:r>
-      <w:r>
-        <w:rPr>
-          <w:rFonts w:ascii="Times New Roman" w:hAnsi="Times New Roman" w:cs="Times New Roman"/>
-          <w:sz w:val="24"/>
-          <w:szCs w:val="24"/>
-        </w:rPr>
-        <w:lastRenderedPageBreak/>
-        <w:t>добрий і людинолюбний Бог, і тобі віддаємо славу: Отцю, і Сину, і Святому Духові, нині і повсякчас, і на віки віків. Амінь.</w:t>
-      </w:r>
-    </w:p>
-    <w:p>
-      <w:pPr>
-        <w:spacing w:after="120"/>
-        <w:jc w:val="both"/>
-        <w:rPr>
-          <w:rFonts w:ascii="Times New Roman" w:hAnsi="Times New Roman" w:cs="Times New Roman"/>
-          <w:i/>
-          <w:color w:val="FF0000"/>
-          <w:sz w:val="24"/>
-          <w:szCs w:val="24"/>
-        </w:rPr>
-      </w:pPr>
-    </w:p>
-    <w:p>
-      <w:pPr>
-        <w:pStyle w:val="3"/>
+        <w:t xml:space="preserve"> Боже великий і вишній, в тебе одного є безсмертність і в світлі живеш недоступнім. Ти все створіння мудро створив, відокремив світло від темряви і сонце поклав, щоб правити днем, а місяць і зорі, щоб володіли ніччю, нас же грішних вчинив достойними і в теперішню годину стати перед твоїм обличчям, щоб тебе визнавати і принести тобі вечірнє славослов'я. Направ, Людинолюбче, молитву нашу, немов кадило, перед тобою і прийми її, як благовонний запах. Дай нам мирний цей вечір і близьку вже ніч; зодягни нас у броню світла; визволь нас від нічного страху і всякої речі, що в темряві з'являється, і дай сон, що його ти дарував на відпочинок нашій немічності, вільний від усякого маріння диявольського. Владико, давче добра, хай і на нашій постелі, бувши тобі милими, згадуємо вночі твоє ім'я і, просвічувані навчанням твоїх заповідей, встанемо в душевній радості до звеличування твоєї доброти, приносячи твоєму милосердю молитви і моління, за наші і всіх твоїх людей провини. Відвідай їх задля молитов святої Богородиці. Бо ти є добрий і людинолюбний Бог, і тобі віддаємо славу: Отцю, і Сину, і Святому Духові, нині і повсякчас, і на віки віків. Амінь.</w:t>
+      </w:r>
+    </w:p>
+    <w:p>
+      <w:pPr>
+        <w:spacing w:after="120"/>
+        <w:jc w:val="both"/>
+        <w:rPr>
+          <w:rFonts w:ascii="Times New Roman" w:hAnsi="Times New Roman" w:cs="Times New Roman"/>
+          <w:i/>
+          <w:color w:val="FF0000"/>
+          <w:sz w:val="24"/>
+          <w:szCs w:val="24"/>
+        </w:rPr>
+      </w:pPr>
+    </w:p>
+    <w:p>
+      <w:pPr>
+        <w:pStyle w:val="Heading3"/>
         <w:spacing w:before="0" w:after="120"/>
         <w:jc w:val="center"/>
         <w:rPr>
@@ -1349,6 +1332,7 @@
           <w:b/>
           <w:i/>
           <w:color w:val="FF0000"/>
+          <w:sz w:val="24"/>
         </w:rPr>
         <w:t>Велика ектенія</w:t>
       </w:r>
@@ -1906,17 +1890,7 @@
           <w:szCs w:val="24"/>
           <w:u w:val="single"/>
         </w:rPr>
-        <w:t xml:space="preserve"> [Господи щедрий і милосердний, довготерпеливий і многомилостивий! Вислухай молитви наші і зверни увагу на голос моління нашого і яви нам знак милости твоєї, наведи нас на дорогу твою, щоб ходили ми в твоїй правді. Звесели серця наші, щоб ми боялись імення твого святого, бо ти великий і твориш чуда; ти Бог єдиний і немає подібного тобі </w:t>
-      </w:r>
-      <w:r>
-        <w:rPr>
-          <w:rFonts w:ascii="Times New Roman" w:hAnsi="Times New Roman" w:cs="Times New Roman"/>
-          <w:sz w:val="24"/>
-          <w:szCs w:val="24"/>
-          <w:u w:val="single"/>
-        </w:rPr>
-        <w:lastRenderedPageBreak/>
-        <w:t>між богами, Господи. Ти сильний у милості і добрий у силі, аби допомагати й утішати, і спасати всіх, хто на ім'я твоє святе уповає.]</w:t>
+        <w:t xml:space="preserve"> [Господи щедрий і милосердний, довготерпеливий і многомилостивий! Вислухай молитви наші і зверни увагу на голос моління нашого і яви нам знак милости твоєї, наведи нас на дорогу твою, щоб ходили ми в твоїй правді. Звесели серця наші, щоб ми боялись імення твого святого, бо ти великий і твориш чуда; ти Бог єдиний і немає подібного тобі між богами, Господи. Ти сильний у милості і добрий у силі, аби допомагати й утішати, і спасати всіх, хто на ім'я твоє святе уповає.]</w:t>
       </w:r>
     </w:p>
     <w:p>
@@ -1992,7 +1966,7 @@
     </w:p>
     <w:p>
       <w:pPr>
-        <w:pStyle w:val="2"/>
+        <w:pStyle w:val="Heading2"/>
         <w:spacing w:before="0" w:after="120"/>
         <w:jc w:val="center"/>
         <w:rPr>
@@ -2077,14 +2051,7 @@
           <w:rFonts w:ascii="Times New Roman" w:hAnsi="Times New Roman"/>
           <w:sz w:val="24"/>
         </w:rPr>
-        <w:t>Поста́в, Го</w:t>
-      </w:r>
-      <w:r>
-        <w:rPr>
-          <w:rFonts w:ascii="Times New Roman" w:hAnsi="Times New Roman"/>
-          <w:sz w:val="24"/>
-        </w:rPr>
-        <w:t>́споди, мої́м уста́м сторо́жу;* до двере́й губ мої́х − ва́рту!</w:t>
+        <w:t>Поста́в, Го́споди, мої́м уста́м сторо́жу;* до двере́й губ мої́х − ва́рту!</w:t>
       </w:r>
     </w:p>
     <w:p>
@@ -2123,27 +2090,27 @@
           <w:rFonts w:ascii="Times New Roman" w:hAnsi="Times New Roman"/>
           <w:sz w:val="24"/>
         </w:rPr>
-        <w:t xml:space="preserve">Неха́й пра́ведник </w:t>
-      </w:r>
-      <w:r>
-        <w:rPr>
-          <w:rFonts w:ascii="Times New Roman" w:hAnsi="Times New Roman"/>
-          <w:sz w:val="24"/>
-        </w:rPr>
-        <w:t>по-до́брому б’є мене́ й виправля́є,* а олі́я грі́шного неха́й не нама́стить голови́ моє́ї.</w:t>
-      </w:r>
-    </w:p>
-    <w:p>
-      <w:pPr>
-        <w:spacing w:after="120"/>
-        <w:jc w:val="both"/>
-      </w:pPr>
-      <w:r>
-        <w:rPr>
-          <w:rFonts w:ascii="Times New Roman" w:hAnsi="Times New Roman"/>
-          <w:sz w:val="24"/>
-        </w:rPr>
-        <w:t>Я все-таки́ моли́тимусь,* незважа́ючи на ї́хні злі вчи́нки.</w:t>
+        <w:t>Неха́й пра́ведник по-до́брому б’є мене́ й виправля́є,* а олі́я грі́шного неха́й не нама́стить голови́ моє́ї.</w:t>
+      </w:r>
+    </w:p>
+    <w:p>
+      <w:pPr>
+        <w:spacing w:after="120"/>
+        <w:jc w:val="both"/>
+      </w:pPr>
+      <w:r>
+        <w:rPr>
+          <w:rFonts w:ascii="Times New Roman" w:hAnsi="Times New Roman"/>
+          <w:sz w:val="24"/>
+        </w:rPr>
+        <w:t>Я все-таки́ моли́тимусь,* незважа́ючи на ї́хн</w:t>
+      </w:r>
+      <w:r>
+        <w:rPr>
+          <w:rFonts w:ascii="Times New Roman" w:hAnsi="Times New Roman"/>
+          <w:sz w:val="24"/>
+        </w:rPr>
+        <w:t>і злі вчи́нки.</w:t>
       </w:r>
     </w:p>
     <w:p>
@@ -2169,27 +2136,27 @@
           <w:rFonts w:ascii="Times New Roman" w:hAnsi="Times New Roman"/>
           <w:sz w:val="24"/>
         </w:rPr>
-        <w:t>Немо́вби хтось розби</w:t>
-      </w:r>
-      <w:r>
-        <w:rPr>
-          <w:rFonts w:ascii="Times New Roman" w:hAnsi="Times New Roman"/>
-          <w:sz w:val="24"/>
-        </w:rPr>
-        <w:t>́в і розри́в зе́млю,* розки́дано ї́хні ко́сті пе́ред а́дом.</w:t>
-      </w:r>
-    </w:p>
-    <w:p>
-      <w:pPr>
-        <w:spacing w:after="120"/>
-        <w:jc w:val="both"/>
-      </w:pPr>
-      <w:r>
-        <w:rPr>
-          <w:rFonts w:ascii="Times New Roman" w:hAnsi="Times New Roman"/>
-          <w:sz w:val="24"/>
-        </w:rPr>
-        <w:t>Бо до Те́бе, Го́споди, мій Бо́же, мої́ о́чі;* до Те́бе прибіга́ю, не губи́ душі́ моє́ї.</w:t>
+        <w:t>Немо́вби хтось розби́в і розри́в зе́млю,* розки́дано ї́хні ко́сті пе́ред а́дом.</w:t>
+      </w:r>
+    </w:p>
+    <w:p>
+      <w:pPr>
+        <w:spacing w:after="120"/>
+        <w:jc w:val="both"/>
+      </w:pPr>
+      <w:r>
+        <w:rPr>
+          <w:rFonts w:ascii="Times New Roman" w:hAnsi="Times New Roman"/>
+          <w:sz w:val="24"/>
+        </w:rPr>
+        <w:t>Бо до Те́бе, Го́споди, мій Бо́же, мої́ о́чі;* до Те́бе прибіга́ю, не губи́ д</w:t>
+      </w:r>
+      <w:r>
+        <w:rPr>
+          <w:rFonts w:ascii="Times New Roman" w:hAnsi="Times New Roman"/>
+          <w:sz w:val="24"/>
+        </w:rPr>
+        <w:t>уші́ моє́ї.</w:t>
       </w:r>
     </w:p>
     <w:p>
@@ -2215,14 +2182,7 @@
           <w:rFonts w:ascii="Times New Roman" w:hAnsi="Times New Roman"/>
           <w:sz w:val="24"/>
         </w:rPr>
-        <w:t>Неха́й г</w:t>
-      </w:r>
-      <w:r>
-        <w:rPr>
-          <w:rFonts w:ascii="Times New Roman" w:hAnsi="Times New Roman"/>
-          <w:sz w:val="24"/>
-        </w:rPr>
-        <w:t>рі́шники впаду́ть у вла́сні сі́ті всі ра́зом,* а я пройду́ безпе́чно.</w:t>
+        <w:t>Неха́й грі́шники впаду́ть у вла́сні сі́ті всі ра́зом,* а я пройду́ безпе́чно.</w:t>
       </w:r>
     </w:p>
     <w:p>
@@ -2251,7 +2211,14 @@
           <w:rFonts w:ascii="Times New Roman" w:hAnsi="Times New Roman"/>
           <w:sz w:val="24"/>
         </w:rPr>
-        <w:t>Я го́лосом мої́м до Го́спода взива́ю,* я го́лосом мої́м до Го́спода молю́ся.</w:t>
+        <w:t>Я го́лосом мої́м до Го́спода взива́ю,* я го́лосом мої́м</w:t>
+      </w:r>
+      <w:r>
+        <w:rPr>
+          <w:rFonts w:ascii="Times New Roman" w:hAnsi="Times New Roman"/>
+          <w:sz w:val="24"/>
+        </w:rPr>
+        <w:t xml:space="preserve"> до Го́спода молю́ся.</w:t>
       </w:r>
     </w:p>
     <w:p>
@@ -2277,27 +2244,27 @@
           <w:rFonts w:ascii="Times New Roman" w:hAnsi="Times New Roman"/>
           <w:sz w:val="24"/>
         </w:rPr>
-        <w:t>Коли́ триво́житься в мені́ дух м</w:t>
-      </w:r>
-      <w:r>
-        <w:rPr>
-          <w:rFonts w:ascii="Times New Roman" w:hAnsi="Times New Roman"/>
-          <w:sz w:val="24"/>
-        </w:rPr>
-        <w:t>ій, Ти знає́ш мою́ сте́жку.* На доро́зі, де я ступа́ю, та́йно розста́вили сильце́ на ме́не.</w:t>
-      </w:r>
-    </w:p>
-    <w:p>
-      <w:pPr>
-        <w:spacing w:after="120"/>
-        <w:jc w:val="both"/>
-      </w:pPr>
-      <w:r>
-        <w:rPr>
-          <w:rFonts w:ascii="Times New Roman" w:hAnsi="Times New Roman"/>
-          <w:sz w:val="24"/>
-        </w:rPr>
-        <w:t>Погля́нь право́руч і подиви́ся:* нема́ ніко́го, хто дбав би за ме́не.</w:t>
+        <w:t>Коли́ триво́житься в мені́ дух мій, Ти знає́ш мою́ сте́жку.* На доро́зі, де я ступа́ю, та́йно розста́вили сильце́ на ме́не.</w:t>
+      </w:r>
+    </w:p>
+    <w:p>
+      <w:pPr>
+        <w:spacing w:after="120"/>
+        <w:jc w:val="both"/>
+      </w:pPr>
+      <w:r>
+        <w:rPr>
+          <w:rFonts w:ascii="Times New Roman" w:hAnsi="Times New Roman"/>
+          <w:sz w:val="24"/>
+        </w:rPr>
+        <w:t>Погля́нь право́руч і подиви́ся:* нема́ ніко́</w:t>
+      </w:r>
+      <w:r>
+        <w:rPr>
+          <w:rFonts w:ascii="Times New Roman" w:hAnsi="Times New Roman"/>
+          <w:sz w:val="24"/>
+        </w:rPr>
+        <w:t>го, хто дбав би за ме́не.</w:t>
       </w:r>
     </w:p>
     <w:p>
@@ -2323,14 +2290,7 @@
           <w:rFonts w:ascii="Times New Roman" w:hAnsi="Times New Roman"/>
           <w:sz w:val="24"/>
         </w:rPr>
-        <w:t>До Те́бе, Го́споди, взив</w:t>
-      </w:r>
-      <w:r>
-        <w:rPr>
-          <w:rFonts w:ascii="Times New Roman" w:hAnsi="Times New Roman"/>
-          <w:sz w:val="24"/>
-        </w:rPr>
-        <w:t>а́ю й кажу́:* Ти моє́ прибі́жище, в землі́ живи́х Ти − моя́ до́ля!</w:t>
+        <w:t>До Те́бе, Го́споди, взива́ю й кажу́:* Ти моє́ прибі́жище, в землі́ живи́х Ти − моя́ до́ля!</w:t>
       </w:r>
     </w:p>
     <w:p>
@@ -2433,13 +2393,12 @@
           <w:rFonts w:ascii="Times New Roman" w:hAnsi="Times New Roman"/>
           <w:sz w:val="24"/>
         </w:rPr>
-        <w:lastRenderedPageBreak/>
         <w:t>Неха́й бу́дуть Твої́ ву́ха ува́жні,* до го́лосу бла́гання мого́.</w:t>
       </w:r>
     </w:p>
     <w:p>
       <w:pPr>
-        <w:pStyle w:val="3"/>
+        <w:pStyle w:val="Heading3"/>
         <w:spacing w:before="0" w:after="120"/>
         <w:jc w:val="center"/>
         <w:rPr>
@@ -2454,6 +2413,7 @@
           <w:b/>
           <w:i/>
           <w:color w:val="FF0000"/>
+          <w:sz w:val="24"/>
         </w:rPr>
         <w:t>Стихири</w:t>
       </w:r>
@@ -2905,7 +2865,7 @@
     </w:p>
     <w:p>
       <w:pPr>
-        <w:pStyle w:val="2"/>
+        <w:pStyle w:val="Heading2"/>
         <w:spacing w:before="0" w:after="120"/>
         <w:jc w:val="center"/>
         <w:rPr>
@@ -2984,15 +2944,7 @@
           <w:rFonts w:ascii="Times New Roman" w:hAnsi="Times New Roman"/>
           <w:sz w:val="24"/>
         </w:rPr>
-        <w:t xml:space="preserve">Сві́тло ти́хе свято́ї сла́ви безсме́ртного Отця́ небе́сного, свято́го, блаже́нного, Ісу́се Хри́сте, дожи́вши до за́ходу со́нця, ба́чивши сві́тло вечі́рнє, сла́вимо Отця́, і Си́на, і </w:t>
-      </w:r>
-      <w:r>
-        <w:rPr>
-          <w:rFonts w:ascii="Times New Roman" w:hAnsi="Times New Roman"/>
-          <w:sz w:val="24"/>
-        </w:rPr>
-        <w:lastRenderedPageBreak/>
-        <w:t>Свято́го Ду́ха – Бо́га. Досто́йно є повсякча́с прославля́ти Тебе́ голоса́ми побо́жними, Си́ну Бо́жий, що життя́ дає́ш усьому́ сві́ту, тому́ світ уве́сь сла́вить Тебе́.</w:t>
+        <w:t>Сві́тло ти́хе свято́ї сла́ви безсме́ртного Отця́ небе́сного, свято́го, блаже́нного, Ісу́се Хри́сте, дожи́вши до за́ходу со́нця, ба́чивши сві́тло вечі́рнє, сла́вимо Отця́, і Си́на, і Свято́го Ду́ха – Бо́га. Досто́йно є повсякча́с прославля́ти Тебе́ голоса́ми побо́жними, Си́ну Бо́жий, що життя́ дає́ш усьому́ сві́ту, тому́ світ уве́сь сла́вить Тебе́.</w:t>
       </w:r>
     </w:p>
     <w:p>
@@ -3073,7 +3025,7 @@
     </w:p>
     <w:p>
       <w:pPr>
-        <w:pStyle w:val="3"/>
+        <w:pStyle w:val="Heading3"/>
         <w:spacing w:before="0" w:after="120"/>
         <w:jc w:val="center"/>
         <w:rPr>
@@ -3088,6 +3040,7 @@
           <w:b/>
           <w:i/>
           <w:color w:val="FF0000"/>
+          <w:sz w:val="24"/>
         </w:rPr>
         <w:t>Прокімен</w:t>
       </w:r>
@@ -3096,6 +3049,7 @@
           <w:rFonts w:ascii="Times New Roman" w:eastAsia="Times New Roman" w:hAnsi="Times New Roman" w:cs="Times New Roman"/>
           <w:i/>
           <w:color w:val="FF0000"/>
+          <w:sz w:val="24"/>
         </w:rPr>
         <w:t>: Псалом 53 (г. 5):</w:t>
       </w:r>
@@ -3174,7 +3128,7 @@
     </w:p>
     <w:p>
       <w:pPr>
-        <w:pStyle w:val="3"/>
+        <w:pStyle w:val="Heading3"/>
         <w:spacing w:before="0" w:after="120"/>
         <w:jc w:val="center"/>
         <w:rPr>
@@ -3190,6 +3144,7 @@
           <w:b/>
           <w:i/>
           <w:color w:val="FF0000"/>
+          <w:sz w:val="24"/>
         </w:rPr>
         <w:t>Сподоби, Господи</w:t>
       </w:r>
@@ -3397,7 +3352,7 @@
     </w:p>
     <w:p>
       <w:pPr>
-        <w:pStyle w:val="3"/>
+        <w:pStyle w:val="Heading3"/>
         <w:spacing w:before="0" w:after="120"/>
         <w:jc w:val="center"/>
         <w:rPr>
@@ -3413,6 +3368,7 @@
           <w:b/>
           <w:i/>
           <w:color w:val="FF0000"/>
+          <w:sz w:val="24"/>
         </w:rPr>
         <w:t>Прохальна єктенія</w:t>
       </w:r>
@@ -3705,7 +3661,6 @@
           <w:rFonts w:ascii="Times New Roman" w:hAnsi="Times New Roman"/>
           <w:sz w:val="24"/>
         </w:rPr>
-        <w:lastRenderedPageBreak/>
         <w:t>Християнської кончини життя нашого – безболізної, бездоганної, мирної – і оправдання на страшному суді Христовому просім.</w:t>
       </w:r>
     </w:p>
@@ -4085,7 +4040,7 @@
     </w:p>
     <w:p>
       <w:pPr>
-        <w:pStyle w:val="2"/>
+        <w:pStyle w:val="Heading2"/>
         <w:spacing w:before="0" w:after="120"/>
         <w:jc w:val="center"/>
         <w:rPr>
@@ -4211,7 +4166,6 @@
           <w:sz w:val="24"/>
           <w:szCs w:val="24"/>
         </w:rPr>
-        <w:lastRenderedPageBreak/>
         <w:t xml:space="preserve">Стих: </w:t>
       </w:r>
       <w:r>
@@ -4296,7 +4250,7 @@
     </w:p>
     <w:p>
       <w:pPr>
-        <w:pStyle w:val="3"/>
+        <w:pStyle w:val="Heading3"/>
         <w:spacing w:before="0" w:after="120"/>
         <w:jc w:val="center"/>
         <w:rPr>
@@ -4312,6 +4266,7 @@
           <w:b/>
           <w:i/>
           <w:color w:val="FF0000"/>
+          <w:sz w:val="24"/>
         </w:rPr>
         <w:t>Пісня Симеона</w:t>
       </w:r>
@@ -4528,7 +4483,7 @@
     </w:p>
     <w:p>
       <w:pPr>
-        <w:pStyle w:val="3"/>
+        <w:pStyle w:val="Heading3"/>
         <w:spacing w:before="0" w:after="120"/>
         <w:jc w:val="center"/>
         <w:rPr>
@@ -4544,6 +4499,7 @@
           <w:b/>
           <w:i/>
           <w:color w:val="FF0000"/>
+          <w:sz w:val="24"/>
         </w:rPr>
         <w:t>Тропарі</w:t>
       </w:r>
@@ -4704,7 +4660,7 @@
     </w:p>
     <w:p>
       <w:pPr>
-        <w:pStyle w:val="3"/>
+        <w:pStyle w:val="Heading3"/>
         <w:spacing w:before="0" w:after="120"/>
         <w:jc w:val="center"/>
         <w:rPr>
@@ -4719,6 +4675,7 @@
           <w:b/>
           <w:i/>
           <w:color w:val="FF0000"/>
+          <w:sz w:val="24"/>
         </w:rPr>
         <w:t>Ектенія усильного благання</w:t>
       </w:r>
@@ -4727,6 +4684,7 @@
           <w:rFonts w:ascii="Times New Roman" w:eastAsia="Times New Roman" w:hAnsi="Times New Roman" w:cs="Times New Roman"/>
           <w:i/>
           <w:color w:val="FF0000"/>
+          <w:sz w:val="24"/>
         </w:rPr>
         <w:t>:</w:t>
       </w:r>
@@ -4754,7 +4712,6 @@
           <w:color w:val="FF4400"/>
           <w:sz w:val="24"/>
         </w:rPr>
-        <w:lastRenderedPageBreak/>
         <w:t>Вірні:</w:t>
       </w:r>
       <w:r>
@@ -4959,7 +4916,7 @@
           <w:sz w:val="24"/>
           <w:u w:val="single"/>
         </w:rPr>
-        <w:t>[Господи, Боже наш! Згадай нас грішних і недостойних слуг Твоїх, коли призиваємо святе ім'я Твоє, і не осороми нас, коли очікуємо милости Твоєї, але вислухай, Господи, усі наші спасенні прохан</w:t>
+        <w:t>[Господи, Боже наш! Згадай нас грішних і недостойних слуг Твоїх, коли призиваємо святе ім'я Твоє, і не осороми нас, коли очікуємо милости Твоєї, але вислухай, Господи, усі наші спасенні прохання, і вчини нас достойними любити і</w:t>
       </w:r>
       <w:r>
         <w:rPr>
@@ -4967,7 +4924,7 @@
           <w:sz w:val="24"/>
           <w:u w:val="single"/>
         </w:rPr>
-        <w:t>ня, і вчини нас достойними любити і боятися Тебе від усього серця нашого і творити в усьому волю Твою.]</w:t>
+        <w:t xml:space="preserve"> боятися Тебе від усього серця нашого і творити в усьому волю Твою.]</w:t>
       </w:r>
     </w:p>
     <w:p>
@@ -5035,7 +4992,7 @@
     </w:p>
     <w:p>
       <w:pPr>
-        <w:pStyle w:val="2"/>
+        <w:pStyle w:val="Heading2"/>
         <w:spacing w:before="0" w:after="120"/>
         <w:jc w:val="center"/>
         <w:rPr>
@@ -5472,7 +5429,7 @@
     </w:p>
     <w:p>
       <w:pPr>
-        <w:pStyle w:val="1"/>
+        <w:pStyle w:val="Heading1"/>
         <w:spacing w:after="120"/>
         <w:jc w:val="center"/>
         <w:rPr>
@@ -5482,14 +5439,15 @@
       <w:r>
         <w:rPr>
           <w:rFonts w:ascii="Times New Roman" w:hAnsi="Times New Roman"/>
+          <w:sz w:val="24"/>
         </w:rPr>
         <w:br w:type="page"/>
       </w:r>
       <w:r>
         <w:rPr>
           <w:rFonts w:ascii="Times New Roman" w:hAnsi="Times New Roman" w:cs="Times New Roman"/>
-        </w:rPr>
-        <w:lastRenderedPageBreak/>
+          <w:sz w:val="24"/>
+        </w:rPr>
         <w:t>УТРЕНЯ</w:t>
       </w:r>
     </w:p>
@@ -5721,7 +5679,7 @@
     </w:p>
     <w:p>
       <w:pPr>
-        <w:pStyle w:val="2"/>
+        <w:pStyle w:val="Heading2"/>
         <w:spacing w:before="0" w:after="120"/>
         <w:jc w:val="center"/>
         <w:rPr>
@@ -6200,7 +6158,6 @@
           <w:sz w:val="24"/>
           <w:szCs w:val="24"/>
         </w:rPr>
-        <w:lastRenderedPageBreak/>
         <w:t>І ті, що на моє життя зазіхають, тенета наставляють,* і ті, що бажають мені нещастя, говорять про погибель, увесь час міркують лукаве.</w:t>
       </w:r>
     </w:p>
@@ -6881,7 +6838,6 @@
           <w:sz w:val="24"/>
           <w:szCs w:val="24"/>
         </w:rPr>
-        <w:lastRenderedPageBreak/>
         <w:t>Поміж мерцями моє ложе, немов убиті, що лежать у могилі,* що їх не згадуєш уже більше, що їх відтято від руки твоєї.</w:t>
       </w:r>
     </w:p>
@@ -7505,7 +7461,6 @@
           <w:sz w:val="24"/>
           <w:szCs w:val="24"/>
         </w:rPr>
-        <w:lastRenderedPageBreak/>
         <w:t>Господь на небі утвердив престол свій,* і царство його всім володіє.</w:t>
       </w:r>
     </w:p>
@@ -7892,7 +7847,7 @@
     </w:p>
     <w:p>
       <w:pPr>
-        <w:pStyle w:val="3"/>
+        <w:pStyle w:val="Heading3"/>
         <w:spacing w:before="0" w:after="120"/>
         <w:jc w:val="center"/>
         <w:rPr>
@@ -7908,6 +7863,7 @@
           <w:b/>
           <w:i/>
           <w:color w:val="FF0000"/>
+          <w:sz w:val="24"/>
         </w:rPr>
         <w:t>Утренні молитви</w:t>
       </w:r>
@@ -8013,16 +7969,7 @@
           <w:color w:val="000000"/>
           <w:sz w:val="24"/>
         </w:rPr>
-        <w:t xml:space="preserve">Від ночі лине дух наш до Тебе, Боже, бо світлом є повеління Твої на землі. Навчи нас у страсі Твоєму виконувати правду й добро, бо Тебе славимо як правдивого Бога нашого. Прихили вухо своє і вислухай нас, і пом'яни, Господи, тих, що є та що моляться з нами, всіх по імені, і спаси їх силою Твоєю. Благослови людей Твоїх і освяти спадкоємство </w:t>
-      </w:r>
-      <w:r>
-        <w:rPr>
-          <w:rFonts w:ascii="Times New Roman" w:hAnsi="Times New Roman"/>
-          <w:color w:val="000000"/>
-          <w:sz w:val="24"/>
-        </w:rPr>
-        <w:lastRenderedPageBreak/>
-        <w:t>Твоє: мир світові Твоєму даруй, церквам Твоїм, Священникам, владі, і всім людям. Хай благословиться і прославляється всечесне і величне ім'я Твоє, Отця, і Сина, і Святого Духа, нині і повсякчас, і на віки віків. Амінь.</w:t>
+        <w:t>Від ночі лине дух наш до Тебе, Боже, бо світлом є повеління Твої на землі. Навчи нас у страсі Твоєму виконувати правду й добро, бо Тебе славимо як правдивого Бога нашого. Прихили вухо своє і вислухай нас, і пом'яни, Господи, тих, що є та що моляться з нами, всіх по імені, і спаси їх силою Твоєю. Благослови людей Твоїх і освяти спадкоємство Твоє: мир світові Твоєму даруй, церквам Твоїм, Священникам, владі, і всім людям. Хай благословиться і прославляється всечесне і величне ім'я Твоє, Отця, і Сина, і Святого Духа, нині і повсякчас, і на віки віків. Амінь.</w:t>
       </w:r>
     </w:p>
     <w:p>
@@ -8266,16 +8213,7 @@
           <w:color w:val="000000"/>
           <w:sz w:val="24"/>
         </w:rPr>
-        <w:t xml:space="preserve">Господи, Боже наш, що сонну неміч забрав від нас і покликав нас візванням святим, щоб і вночі підносити руки наші і прославляти Тебе за справедливі Твої присуди. Прийми благання наші, моління, визнавання, нічні служби і даруй нам, Боже, віру бездоганну, </w:t>
-      </w:r>
-      <w:r>
-        <w:rPr>
-          <w:rFonts w:ascii="Times New Roman" w:hAnsi="Times New Roman"/>
-          <w:color w:val="000000"/>
-          <w:sz w:val="24"/>
-        </w:rPr>
-        <w:lastRenderedPageBreak/>
-        <w:t>надію впевнену, любов нелицемірну. Благослови наші входи й виходи, вчинки, слова, діла й думки; і дай нам дочекатися початку дня, нам, що хвалять й оспівують, і благословлять добрість Твоєї несказанної сили, щоб було благословенне Твоє пресвяте ім'я і прославлене Твоє царство: Отця, і Сина, і Святого Духа, нині і повсякчас, і на віки віків. Амінь.</w:t>
+        <w:t>Господи, Боже наш, що сонну неміч забрав від нас і покликав нас візванням святим, щоб і вночі підносити руки наші і прославляти Тебе за справедливі Твої присуди. Прийми благання наші, моління, визнавання, нічні служби і даруй нам, Боже, віру бездоганну, надію впевнену, любов нелицемірну. Благослови наші входи й виходи, вчинки, слова, діла й думки; і дай нам дочекатися початку дня, нам, що хвалять й оспівують, і благословлять добрість Твоєї несказанної сили, щоб було благословенне Твоє пресвяте ім'я і прославлене Твоє царство: Отця, і Сина, і Святого Духа, нині і повсякчас, і на віки віків. Амінь.</w:t>
       </w:r>
     </w:p>
     <w:p>
@@ -8311,31 +8249,31 @@
           <w:color w:val="FF0000"/>
           <w:sz w:val="24"/>
         </w:rPr>
-        <w:t>10.</w:t>
-      </w:r>
-      <w:r>
-        <w:rPr>
-          <w:rFonts w:ascii="Times New Roman" w:hAnsi="Times New Roman"/>
-          <w:color w:val="000000"/>
-          <w:sz w:val="24"/>
-        </w:rPr>
-        <w:t xml:space="preserve"> Боже, Б</w:t>
-      </w:r>
-      <w:r>
-        <w:rPr>
-          <w:rFonts w:ascii="Times New Roman" w:hAnsi="Times New Roman"/>
-          <w:color w:val="000000"/>
-          <w:sz w:val="24"/>
-        </w:rPr>
-        <w:t>оже наш! Ти сотворив розумні й духовні сили Своєю волею. Тебе просимо й Тобі молимося: Прийми наші посильні величання з усіма Твоїми творіннями і збагати щедрими даруваннями Твоєї ласки. Бо перед Тобою згинається всяке коліно: на небі, на землі й під земле</w:t>
-      </w:r>
-      <w:r>
-        <w:rPr>
-          <w:rFonts w:ascii="Times New Roman" w:hAnsi="Times New Roman"/>
-          <w:color w:val="000000"/>
-          <w:sz w:val="24"/>
-        </w:rPr>
-        <w:t>ю, і все, що живе, і все створіння оспівує неосяжну Твою славу, бо Ти Бог правдивий і вельми милостивий. Тебе бо хвалять усі небесні сили, і Тобі славу возсилаємо: Отцю, і Сину, і Святому Духові, нині і повсякчас, і на віки віків. Амінь.</w:t>
+        <w:t>10</w:t>
+      </w:r>
+      <w:r>
+        <w:rPr>
+          <w:rFonts w:ascii="Times New Roman" w:hAnsi="Times New Roman"/>
+          <w:color w:val="FF0000"/>
+          <w:sz w:val="24"/>
+        </w:rPr>
+        <w:t>.</w:t>
+      </w:r>
+      <w:r>
+        <w:rPr>
+          <w:rFonts w:ascii="Times New Roman" w:hAnsi="Times New Roman"/>
+          <w:color w:val="000000"/>
+          <w:sz w:val="24"/>
+        </w:rPr>
+        <w:t xml:space="preserve"> Боже, Боже наш! Ти сотворив розумні й духовні сили Своєю волею. Тебе просимо й Тобі молимося: Прийми наші посильні величання з усіма Твоїми творіннями і збагати щедрими даруваннями Твоєї ласки. Бо перед Тобою згинається всяке коліно: на небі, на землі й </w:t>
+      </w:r>
+      <w:r>
+        <w:rPr>
+          <w:rFonts w:ascii="Times New Roman" w:hAnsi="Times New Roman"/>
+          <w:color w:val="000000"/>
+          <w:sz w:val="24"/>
+        </w:rPr>
+        <w:t>під землею, і все, що живе, і все створіння оспівує неосяжну Твою славу, бо Ти Бог правдивий і вельми милостивий. Тебе бо хвалять усі небесні сили, і Тобі славу возсилаємо: Отцю, і Сину, і Святому Духові, нині і повсякчас, і на віки віків. Амінь.</w:t>
       </w:r>
     </w:p>
     <w:p>
@@ -8404,7 +8342,7 @@
     </w:p>
     <w:p>
       <w:pPr>
-        <w:pStyle w:val="2"/>
+        <w:pStyle w:val="Heading2"/>
         <w:spacing w:before="0" w:after="120"/>
         <w:jc w:val="center"/>
         <w:rPr>
@@ -8665,7 +8603,6 @@
           <w:color w:val="000000"/>
           <w:sz w:val="24"/>
         </w:rPr>
-        <w:lastRenderedPageBreak/>
         <w:t>За Богом бережений народ наш, за правління і все військо Господеві помолімся.</w:t>
       </w:r>
     </w:p>
@@ -9052,7 +8989,7 @@
     </w:p>
     <w:p>
       <w:pPr>
-        <w:pStyle w:val="3"/>
+        <w:pStyle w:val="Heading3"/>
         <w:spacing w:before="0" w:after="120"/>
         <w:jc w:val="center"/>
         <w:rPr>
@@ -9067,6 +9004,7 @@
           <w:b/>
           <w:i/>
           <w:color w:val="FF0000"/>
+          <w:sz w:val="24"/>
         </w:rPr>
         <w:t>Бог Господь...</w:t>
       </w:r>
@@ -9075,6 +9013,7 @@
           <w:rFonts w:ascii="Times New Roman" w:eastAsia="Times New Roman" w:hAnsi="Times New Roman" w:cs="Times New Roman"/>
           <w:i/>
           <w:color w:val="FF0000"/>
+          <w:sz w:val="24"/>
         </w:rPr>
         <w:t xml:space="preserve"> (Пс. 117) на глас 2:</w:t>
       </w:r>
@@ -9270,25 +9209,16 @@
     </w:p>
     <w:p>
       <w:pPr>
-        <w:pStyle w:val="3"/>
-        <w:spacing w:before="0" w:after="120"/>
-        <w:jc w:val="center"/>
-        <w:rPr>
-          <w:rFonts w:ascii="Times New Roman" w:eastAsia="Times New Roman" w:hAnsi="Times New Roman" w:cs="Times New Roman"/>
-          <w:b/>
-          <w:i/>
-          <w:color w:val="FF0000"/>
-        </w:rPr>
-      </w:pPr>
-      <w:r>
-        <w:rPr>
-          <w:rFonts w:ascii="Times New Roman" w:eastAsia="Times New Roman" w:hAnsi="Times New Roman" w:cs="Times New Roman"/>
-          <w:b/>
-          <w:i/>
-          <w:color w:val="FF0000"/>
-        </w:rPr>
-        <w:t>Тропарі</w:t>
-      </w:r>
+        <w:spacing w:after="120"/>
+        <w:jc w:val="both"/>
+        <w:rPr>
+          <w:rFonts w:ascii="Times New Roman" w:hAnsi="Times New Roman" w:cs="Times New Roman"/>
+          <w:i/>
+          <w:color w:val="FF0000"/>
+          <w:sz w:val="24"/>
+          <w:szCs w:val="24"/>
+        </w:rPr>
+      </w:pPr>
     </w:p>
     <w:p>
       <w:pPr>
@@ -9374,7 +9304,6 @@
           <w:sz w:val="24"/>
           <w:szCs w:val="24"/>
         </w:rPr>
-        <w:lastRenderedPageBreak/>
         <w:t>Слава:</w:t>
       </w:r>
       <w:r>
@@ -9465,7 +9394,7 @@
     </w:p>
     <w:p>
       <w:pPr>
-        <w:pStyle w:val="3"/>
+        <w:pStyle w:val="Heading3"/>
         <w:spacing w:before="0" w:after="120"/>
         <w:jc w:val="center"/>
         <w:rPr>
@@ -9480,6 +9409,7 @@
           <w:b/>
           <w:i/>
           <w:color w:val="FF0000"/>
+          <w:sz w:val="24"/>
         </w:rPr>
         <w:t>Мала єктенія</w:t>
       </w:r>
@@ -9664,7 +9594,7 @@
     </w:p>
     <w:p>
       <w:pPr>
-        <w:pStyle w:val="3"/>
+        <w:pStyle w:val="Heading3"/>
         <w:spacing w:before="0" w:after="120"/>
         <w:jc w:val="center"/>
         <w:rPr>
@@ -9680,6 +9610,7 @@
           <w:b/>
           <w:i/>
           <w:color w:val="FF0000"/>
+          <w:sz w:val="24"/>
         </w:rPr>
         <w:t>Перший сідальний</w:t>
       </w:r>
@@ -9755,7 +9686,7 @@
     </w:p>
     <w:p>
       <w:pPr>
-        <w:pStyle w:val="3"/>
+        <w:pStyle w:val="Heading3"/>
         <w:spacing w:before="0" w:after="120"/>
         <w:jc w:val="center"/>
         <w:rPr>
@@ -9770,6 +9701,7 @@
           <w:b/>
           <w:i/>
           <w:color w:val="FF0000"/>
+          <w:sz w:val="24"/>
         </w:rPr>
         <w:t>Мала єктенія</w:t>
       </w:r>
@@ -9896,7 +9828,6 @@
           <w:szCs w:val="24"/>
           <w:u w:val="single"/>
         </w:rPr>
-        <w:lastRenderedPageBreak/>
         <w:t>[Боже й Отче Господа нашого Ісуса Христа! Ти підніс нас з постелі нашої і зібрав на годину молитви. Дай нам ласку відкрити уста наші і прийми наші подяки, що в наших силах, і навчи нас установ твоїх. Бо молитися як слід не вміємо, якщо ти, Господи, святим твоїм Духом не навчиш нас. Тому молимося тобі: Даруй і прости, якщо ми згрішили аж дотеперішньої години словом або ділом, або думкою, добровільно або недобровільно. Бо коли на провини будеш дивитися, Господи, Господи, то хто встоїться, бо в тебе є прощення. Ти один святий, допоміжник сильний, захисник життя нашого, і тебе ми завжди оспівуватимемо.]</w:t>
       </w:r>
     </w:p>
@@ -9962,7 +9893,7 @@
     </w:p>
     <w:p>
       <w:pPr>
-        <w:pStyle w:val="3"/>
+        <w:pStyle w:val="Heading3"/>
         <w:spacing w:before="0" w:after="120"/>
         <w:jc w:val="center"/>
         <w:rPr>
@@ -9978,6 +9909,7 @@
           <w:b/>
           <w:i/>
           <w:color w:val="FF0000"/>
+          <w:sz w:val="24"/>
         </w:rPr>
         <w:t>Другий сідальний</w:t>
       </w:r>
@@ -10063,7 +9995,7 @@
     </w:p>
     <w:p>
       <w:pPr>
-        <w:pStyle w:val="3"/>
+        <w:pStyle w:val="Heading3"/>
         <w:spacing w:before="0" w:after="120"/>
         <w:jc w:val="center"/>
         <w:rPr>
@@ -10079,6 +10011,7 @@
           <w:b/>
           <w:i/>
           <w:color w:val="FF0000"/>
+          <w:sz w:val="24"/>
         </w:rPr>
         <w:t>Воскресіння Христове</w:t>
       </w:r>
@@ -10127,7 +10060,7 @@
     </w:p>
     <w:p>
       <w:pPr>
-        <w:pStyle w:val="3"/>
+        <w:pStyle w:val="Heading3"/>
         <w:spacing w:before="0" w:after="120"/>
         <w:jc w:val="center"/>
         <w:rPr>
@@ -10143,6 +10076,7 @@
           <w:b/>
           <w:i/>
           <w:color w:val="FF0000"/>
+          <w:sz w:val="24"/>
         </w:rPr>
         <w:t>Псалом 50</w:t>
       </w:r>
@@ -10410,7 +10344,6 @@
           <w:sz w:val="24"/>
           <w:szCs w:val="24"/>
         </w:rPr>
-        <w:lastRenderedPageBreak/>
         <w:t>Вкажу беззаконним дороги твої,* і нечестиві до тебе навернуться.</w:t>
       </w:r>
     </w:p>
@@ -10556,7 +10489,7 @@
     </w:p>
     <w:p>
       <w:pPr>
-        <w:pStyle w:val="2"/>
+        <w:pStyle w:val="Heading2"/>
         <w:spacing w:before="0" w:after="120"/>
         <w:jc w:val="center"/>
         <w:rPr>
@@ -11042,7 +10975,6 @@
           <w:sz w:val="24"/>
           <w:szCs w:val="24"/>
         </w:rPr>
-        <w:lastRenderedPageBreak/>
         <w:t>Богоприємниче Йосифе, гряди, стань з нами і взивай: воскрес Ісус Визволитель, що воздвиг Адама Своїм милосердям.</w:t>
       </w:r>
     </w:p>
@@ -11182,7 +11114,7 @@
     </w:p>
     <w:p>
       <w:pPr>
-        <w:pStyle w:val="3"/>
+        <w:pStyle w:val="Heading3"/>
         <w:spacing w:before="0" w:after="120"/>
         <w:jc w:val="center"/>
         <w:rPr>
@@ -11197,6 +11129,7 @@
           <w:b/>
           <w:i/>
           <w:color w:val="FF0000"/>
+          <w:sz w:val="24"/>
         </w:rPr>
         <w:t>Мала єктенія</w:t>
       </w:r>
@@ -11316,7 +11249,7 @@
           <w:sz w:val="24"/>
           <w:u w:val="single"/>
         </w:rPr>
-        <w:t>[Господи, Боже наш, що сонну неміч забрав від нас і покликав нас візванням святим, щоб і вночі підносити руки наші і п</w:t>
+        <w:t>[Господи, Боже наш, що сонну неміч забрав від нас і покликав нас візванням святим, щоб і вночі підносити руки наші і прославляти Тебе за спра</w:t>
       </w:r>
       <w:r>
         <w:rPr>
@@ -11324,7 +11257,7 @@
           <w:sz w:val="24"/>
           <w:u w:val="single"/>
         </w:rPr>
-        <w:t>рославляти Тебе за справедливі Твої присуди. Прийми благання наші, моління, визнавання, нічні служби і даруй нам, Боже, віру бездоганну, надію впевнену, любов нелицемірну. Благослови наші входи й виходи, вчинки, слова, діла й думки; і дай нам дочекатися по</w:t>
+        <w:t>ведливі Твої присуди. Прийми благання наші, моління, визнавання, нічні служби і даруй нам, Боже, віру бездоганну, надію впевнену, любов нелицемірну. Благослови наші входи й виходи, вчинки, слова, діла й думки; і дай нам дочекатися початку дня, нам, що хвал</w:t>
       </w:r>
       <w:r>
         <w:rPr>
@@ -11332,7 +11265,7 @@
           <w:sz w:val="24"/>
           <w:u w:val="single"/>
         </w:rPr>
-        <w:t>чатку дня, нам, що хвалять й оспівують, і благословлять добрість Твоєї несказанної сили]</w:t>
+        <w:t>ять й оспівують, і благословлять добрість Твоєї несказанної сили]</w:t>
       </w:r>
     </w:p>
     <w:p>
@@ -11640,7 +11573,6 @@
           <w:sz w:val="24"/>
           <w:szCs w:val="24"/>
         </w:rPr>
-        <w:lastRenderedPageBreak/>
         <w:t>Йосифа благообразного, ревнителя благочестя, радника й ученика, вшануймо разом з мироносицями й апостолами: взиваючи з ними і з вірою оспівуючи Спасове світлоносне воскресіння.</w:t>
       </w:r>
     </w:p>
@@ -12385,7 +12317,6 @@
           <w:sz w:val="24"/>
           <w:szCs w:val="24"/>
         </w:rPr>
-        <w:lastRenderedPageBreak/>
         <w:t xml:space="preserve">Слава: </w:t>
       </w:r>
       <w:r>
@@ -12440,7 +12371,7 @@
     </w:p>
     <w:p>
       <w:pPr>
-        <w:pStyle w:val="3"/>
+        <w:pStyle w:val="Heading3"/>
         <w:spacing w:before="0" w:after="120"/>
         <w:jc w:val="center"/>
         <w:rPr>
@@ -12455,6 +12386,7 @@
           <w:b/>
           <w:i/>
           <w:color w:val="FF0000"/>
+          <w:sz w:val="24"/>
         </w:rPr>
         <w:t>Мала єктенія</w:t>
       </w:r>
@@ -12938,7 +12870,6 @@
           <w:sz w:val="24"/>
           <w:szCs w:val="24"/>
         </w:rPr>
-        <w:lastRenderedPageBreak/>
         <w:t xml:space="preserve">І нині: </w:t>
       </w:r>
       <w:r>
@@ -13158,7 +13089,7 @@
     </w:p>
     <w:p>
       <w:pPr>
-        <w:pStyle w:val="3"/>
+        <w:pStyle w:val="Heading3"/>
         <w:spacing w:before="0" w:after="120"/>
         <w:jc w:val="center"/>
         <w:rPr>
@@ -13174,6 +13105,7 @@
           <w:b/>
           <w:i/>
           <w:color w:val="FF0000"/>
+          <w:sz w:val="24"/>
         </w:rPr>
         <w:t>Пісня Богородиці</w:t>
       </w:r>
@@ -13559,7 +13491,6 @@
           <w:sz w:val="24"/>
           <w:szCs w:val="24"/>
         </w:rPr>
-        <w:lastRenderedPageBreak/>
         <w:t>Нехай радіє і святкує вселенна,* бо смерть вже більше не панує,* відколи безсмертний Христос воскрес,* знищивши адове ненаситне царство.</w:t>
       </w:r>
     </w:p>
@@ -13652,7 +13583,7 @@
     </w:p>
     <w:p>
       <w:pPr>
-        <w:pStyle w:val="3"/>
+        <w:pStyle w:val="Heading3"/>
         <w:spacing w:before="0" w:after="120"/>
         <w:jc w:val="center"/>
         <w:rPr>
@@ -13667,6 +13598,7 @@
           <w:b/>
           <w:i/>
           <w:color w:val="FF0000"/>
+          <w:sz w:val="24"/>
         </w:rPr>
         <w:t>Мала єктенія</w:t>
       </w:r>
@@ -13786,7 +13718,7 @@
           <w:sz w:val="24"/>
           <w:u w:val="single"/>
         </w:rPr>
-        <w:t xml:space="preserve">[Боже, </w:t>
+        <w:t>[Боже, Боже наш! Ти сотворив розумні й духовні сили Своєю волею. Тебе просимо й Тобі молимося: Прийми наші посильні величання з усіма Твоїми творіннями і збагати щедрими даруваннями Твоєї ласки. Бо перед Тобою згинається всяке коліно: на небі, на землі й п</w:t>
       </w:r>
       <w:r>
         <w:rPr>
@@ -13794,15 +13726,7 @@
           <w:sz w:val="24"/>
           <w:u w:val="single"/>
         </w:rPr>
-        <w:t>Боже наш! Ти сотворив розумні й духовні сили Своєю волею. Тебе просимо й Тобі молимося: Прийми наші посильні величання з усіма Твоїми творіннями і збагати щедрими даруваннями Твоєї ласки. Бо перед Тобою згинається всяке коліно: на небі, на землі й під земл</w:t>
-      </w:r>
-      <w:r>
-        <w:rPr>
-          <w:rFonts w:ascii="Times New Roman" w:hAnsi="Times New Roman"/>
-          <w:sz w:val="24"/>
-          <w:u w:val="single"/>
-        </w:rPr>
-        <w:t>ею, і все, що живе, і все створіння оспівує неосяжну Твою славу, бо Ти Бог правдивий і вельми милостивий.]</w:t>
+        <w:t>ід землею, і все, що живе, і все створіння оспівує неосяжну Твою славу, бо Ти Бог правдивий і вельми милостивий.]</w:t>
       </w:r>
     </w:p>
     <w:p>
@@ -13895,7 +13819,7 @@
     </w:p>
     <w:p>
       <w:pPr>
-        <w:pStyle w:val="3"/>
+        <w:pStyle w:val="Heading3"/>
         <w:spacing w:before="0" w:after="120"/>
         <w:jc w:val="center"/>
         <w:rPr>
@@ -13909,6 +13833,7 @@
           <w:b/>
           <w:i/>
           <w:color w:val="FF0000"/>
+          <w:sz w:val="24"/>
         </w:rPr>
         <w:t>Світильний</w:t>
       </w:r>
@@ -13917,6 +13842,7 @@
           <w:rFonts w:ascii="Times New Roman" w:eastAsia="Times New Roman" w:hAnsi="Times New Roman" w:cs="Times New Roman"/>
           <w:i/>
           <w:color w:val="FF0000"/>
+          <w:sz w:val="24"/>
         </w:rPr>
         <w:t>:</w:t>
       </w:r>
@@ -13985,7 +13911,7 @@
     </w:p>
     <w:p>
       <w:pPr>
-        <w:pStyle w:val="2"/>
+        <w:pStyle w:val="Heading2"/>
         <w:spacing w:before="0" w:after="120"/>
         <w:jc w:val="center"/>
         <w:rPr>
@@ -14164,7 +14090,6 @@
           <w:sz w:val="24"/>
           <w:szCs w:val="24"/>
         </w:rPr>
-        <w:lastRenderedPageBreak/>
         <w:t>Хваліте Господа з землі,* кити і всі морські безодні;</w:t>
       </w:r>
     </w:p>
@@ -14630,7 +14555,7 @@
     </w:p>
     <w:p>
       <w:pPr>
-        <w:pStyle w:val="3"/>
+        <w:pStyle w:val="Heading3"/>
         <w:spacing w:before="0" w:after="120"/>
         <w:jc w:val="center"/>
         <w:rPr>
@@ -14646,6 +14571,7 @@
           <w:b/>
           <w:i/>
           <w:color w:val="FF0000"/>
+          <w:sz w:val="24"/>
         </w:rPr>
         <w:t>Мале славослов'я</w:t>
       </w:r>
@@ -14751,7 +14677,6 @@
           <w:sz w:val="24"/>
           <w:szCs w:val="24"/>
         </w:rPr>
-        <w:lastRenderedPageBreak/>
         <w:t>Хвалимо тебе, благословимо тебе, кланяємось тобі,* славимо тебе, дякуємо тобі заради великої твоєї слави.</w:t>
       </w:r>
     </w:p>
@@ -15167,7 +15092,7 @@
     </w:p>
     <w:p>
       <w:pPr>
-        <w:pStyle w:val="3"/>
+        <w:pStyle w:val="Heading3"/>
         <w:spacing w:before="0" w:after="120"/>
         <w:jc w:val="center"/>
         <w:rPr>
@@ -15183,6 +15108,7 @@
           <w:b/>
           <w:i/>
           <w:color w:val="FF0000"/>
+          <w:sz w:val="24"/>
         </w:rPr>
         <w:t>Прохальна єктенія:</w:t>
       </w:r>
@@ -15407,7 +15333,6 @@
           <w:color w:val="FF4400"/>
           <w:sz w:val="24"/>
         </w:rPr>
-        <w:lastRenderedPageBreak/>
         <w:t>Вірні:</w:t>
       </w:r>
       <w:r>
@@ -15842,7 +15767,7 @@
     </w:p>
     <w:p>
       <w:pPr>
-        <w:pStyle w:val="2"/>
+        <w:pStyle w:val="Heading2"/>
         <w:spacing w:before="0" w:after="120"/>
         <w:jc w:val="center"/>
         <w:rPr>
@@ -15957,17 +15882,7 @@
           <w:sz w:val="24"/>
           <w:szCs w:val="24"/>
         </w:rPr>
-        <w:t xml:space="preserve">Апостоли, не повіривши оповіданню жінок-мироносиць,* які проповідували Христове воскресіння з мертвих,* швидко пішли поглянути на гріб.* У гробі побачили вони полотна </w:t>
-      </w:r>
-      <w:r>
-        <w:rPr>
-          <w:rFonts w:ascii="Times New Roman" w:hAnsi="Times New Roman" w:cs="Times New Roman"/>
-          <w:color w:val="000000"/>
-          <w:sz w:val="24"/>
-          <w:szCs w:val="24"/>
-        </w:rPr>
-        <w:lastRenderedPageBreak/>
-        <w:t>й плащаницю,* але не знайшли того, кого шукали.* Визнавши воскресіння, вони розійшлись по світі, як проповідники,* щоб звіщати про це народам.</w:t>
+        <w:t>Апостоли, не повіривши оповіданню жінок-мироносиць,* які проповідували Христове воскресіння з мертвих,* швидко пішли поглянути на гріб.* У гробі побачили вони полотна й плащаницю,* але не знайшли того, кого шукали.* Визнавши воскресіння, вони розійшлись по світі, як проповідники,* щоб звіщати про це народам.</w:t>
       </w:r>
     </w:p>
     <w:p>
@@ -16328,7 +16243,7 @@
     </w:p>
     <w:p>
       <w:pPr>
-        <w:pStyle w:val="3"/>
+        <w:pStyle w:val="Heading3"/>
         <w:spacing w:before="0" w:after="120"/>
         <w:jc w:val="center"/>
         <w:rPr>
@@ -16344,6 +16259,7 @@
           <w:b/>
           <w:i/>
           <w:color w:val="FF0000"/>
+          <w:sz w:val="24"/>
         </w:rPr>
         <w:t>Тропарі</w:t>
       </w:r>
@@ -16504,7 +16420,7 @@
     </w:p>
     <w:p>
       <w:pPr>
-        <w:pStyle w:val="3"/>
+        <w:pStyle w:val="Heading3"/>
         <w:spacing w:before="0" w:after="120"/>
         <w:jc w:val="center"/>
         <w:rPr>
@@ -16519,8 +16435,8 @@
           <w:b/>
           <w:i/>
           <w:color w:val="FF0000"/>
-        </w:rPr>
-        <w:lastRenderedPageBreak/>
+          <w:sz w:val="24"/>
+        </w:rPr>
         <w:t>Єктенія усильного благання</w:t>
       </w:r>
       <w:r>
@@ -16528,6 +16444,7 @@
           <w:rFonts w:ascii="Times New Roman" w:eastAsia="Times New Roman" w:hAnsi="Times New Roman" w:cs="Times New Roman"/>
           <w:b/>
           <w:color w:val="FF0000"/>
+          <w:sz w:val="24"/>
         </w:rPr>
         <w:t>:</w:t>
       </w:r>
@@ -16811,7 +16728,7 @@
     </w:p>
     <w:p>
       <w:pPr>
-        <w:pStyle w:val="2"/>
+        <w:pStyle w:val="Heading2"/>
         <w:spacing w:before="0" w:after="120"/>
         <w:jc w:val="center"/>
         <w:rPr>
@@ -17645,7 +17562,7 @@
     <w:lsdException w:name="Unresolved Mention" w:semiHidden="1" w:unhideWhenUsed="1"/>
     <w:lsdException w:name="Smart Link" w:semiHidden="1" w:unhideWhenUsed="1"/>
   </w:latentStyles>
-  <w:style w:type="paragraph" w:default="1" w:styleId="a">
+  <w:style w:type="paragraph" w:default="1" w:styleId="Normal">
     <w:name w:val="Normal"/>
     <w:qFormat/>
     <w:rsid w:val="00F536D8"/>
@@ -17654,11 +17571,11 @@
       <w:sz w:val="36"/>
     </w:rPr>
   </w:style>
-  <w:style w:type="paragraph" w:styleId="1">
+  <w:style w:type="paragraph" w:styleId="Heading1">
     <w:name w:val="heading 1"/>
-    <w:basedOn w:val="a"/>
-    <w:next w:val="a"/>
-    <w:link w:val="10"/>
+    <w:basedOn w:val="Normal"/>
+    <w:next w:val="Normal"/>
+    <w:link w:val="Heading1Char"/>
     <w:uiPriority w:val="9"/>
     <w:qFormat/>
     <w:rsid w:val="00F536D8"/>
@@ -17674,11 +17591,11 @@
       <w:szCs w:val="24"/>
     </w:rPr>
   </w:style>
-  <w:style w:type="paragraph" w:styleId="2">
+  <w:style w:type="paragraph" w:styleId="Heading2">
     <w:name w:val="heading 2"/>
-    <w:basedOn w:val="a"/>
-    <w:next w:val="a"/>
-    <w:link w:val="20"/>
+    <w:basedOn w:val="Normal"/>
+    <w:next w:val="Normal"/>
+    <w:link w:val="Heading2Char"/>
     <w:uiPriority w:val="9"/>
     <w:unhideWhenUsed/>
     <w:qFormat/>
@@ -17696,11 +17613,11 @@
       <w:szCs w:val="26"/>
     </w:rPr>
   </w:style>
-  <w:style w:type="paragraph" w:styleId="3">
+  <w:style w:type="paragraph" w:styleId="Heading3">
     <w:name w:val="heading 3"/>
-    <w:basedOn w:val="a"/>
-    <w:next w:val="a"/>
-    <w:link w:val="30"/>
+    <w:basedOn w:val="Normal"/>
+    <w:next w:val="Normal"/>
+    <w:link w:val="Heading3Char"/>
     <w:uiPriority w:val="9"/>
     <w:unhideWhenUsed/>
     <w:qFormat/>
@@ -17718,10 +17635,10 @@
       <w:szCs w:val="24"/>
     </w:rPr>
   </w:style>
-  <w:style w:type="paragraph" w:styleId="4">
+  <w:style w:type="paragraph" w:styleId="Heading4">
     <w:name w:val="heading 4"/>
-    <w:basedOn w:val="a"/>
-    <w:next w:val="a"/>
+    <w:basedOn w:val="Normal"/>
+    <w:next w:val="Normal"/>
     <w:uiPriority w:val="9"/>
     <w:semiHidden/>
     <w:unhideWhenUsed/>
@@ -17738,10 +17655,10 @@
       <w:szCs w:val="24"/>
     </w:rPr>
   </w:style>
-  <w:style w:type="paragraph" w:styleId="5">
+  <w:style w:type="paragraph" w:styleId="Heading5">
     <w:name w:val="heading 5"/>
-    <w:basedOn w:val="a"/>
-    <w:next w:val="a"/>
+    <w:basedOn w:val="Normal"/>
+    <w:next w:val="Normal"/>
     <w:uiPriority w:val="9"/>
     <w:semiHidden/>
     <w:unhideWhenUsed/>
@@ -17758,10 +17675,10 @@
       <w:szCs w:val="22"/>
     </w:rPr>
   </w:style>
-  <w:style w:type="paragraph" w:styleId="6">
+  <w:style w:type="paragraph" w:styleId="Heading6">
     <w:name w:val="heading 6"/>
-    <w:basedOn w:val="a"/>
-    <w:next w:val="a"/>
+    <w:basedOn w:val="Normal"/>
+    <w:next w:val="Normal"/>
     <w:uiPriority w:val="9"/>
     <w:semiHidden/>
     <w:unhideWhenUsed/>
@@ -17777,13 +17694,13 @@
       <w:sz w:val="20"/>
     </w:rPr>
   </w:style>
-  <w:style w:type="character" w:default="1" w:styleId="a0">
+  <w:style w:type="character" w:default="1" w:styleId="DefaultParagraphFont">
     <w:name w:val="Default Paragraph Font"/>
     <w:uiPriority w:val="1"/>
     <w:semiHidden/>
     <w:unhideWhenUsed/>
   </w:style>
-  <w:style w:type="table" w:default="1" w:styleId="a1">
+  <w:style w:type="table" w:default="1" w:styleId="TableNormal">
     <w:name w:val="Normal Table"/>
     <w:uiPriority w:val="99"/>
     <w:semiHidden/>
@@ -17798,16 +17715,16 @@
       </w:tblCellMar>
     </w:tblPr>
   </w:style>
-  <w:style w:type="numbering" w:default="1" w:styleId="a2">
+  <w:style w:type="numbering" w:default="1" w:styleId="NoList">
     <w:name w:val="No List"/>
     <w:uiPriority w:val="99"/>
     <w:semiHidden/>
     <w:unhideWhenUsed/>
   </w:style>
-  <w:style w:type="paragraph" w:styleId="a3">
+  <w:style w:type="paragraph" w:styleId="Title">
     <w:name w:val="Title"/>
-    <w:basedOn w:val="a"/>
-    <w:next w:val="a"/>
+    <w:basedOn w:val="Normal"/>
+    <w:next w:val="Normal"/>
     <w:uiPriority w:val="10"/>
     <w:qFormat/>
     <w:pPr>
@@ -17821,9 +17738,9 @@
       <w:szCs w:val="72"/>
     </w:rPr>
   </w:style>
-  <w:style w:type="character" w:customStyle="1" w:styleId="10">
-    <w:name w:val="Заголовок 1 Знак"/>
-    <w:link w:val="1"/>
+  <w:style w:type="character" w:customStyle="1" w:styleId="Heading1Char">
+    <w:name w:val="Heading 1 Char"/>
+    <w:link w:val="Heading1"/>
     <w:uiPriority w:val="99"/>
     <w:locked/>
     <w:rsid w:val="00F536D8"/>
@@ -17835,9 +17752,9 @@
       <w:szCs w:val="24"/>
     </w:rPr>
   </w:style>
-  <w:style w:type="character" w:customStyle="1" w:styleId="20">
-    <w:name w:val="Заголовок 2 Знак"/>
-    <w:link w:val="2"/>
+  <w:style w:type="character" w:customStyle="1" w:styleId="Heading2Char">
+    <w:name w:val="Heading 2 Char"/>
+    <w:link w:val="Heading2"/>
     <w:uiPriority w:val="99"/>
     <w:locked/>
     <w:rsid w:val="00E36909"/>
@@ -17849,9 +17766,9 @@
       <w:lang w:val="en-US"/>
     </w:rPr>
   </w:style>
-  <w:style w:type="character" w:customStyle="1" w:styleId="30">
-    <w:name w:val="Заголовок 3 Знак"/>
-    <w:link w:val="3"/>
+  <w:style w:type="character" w:customStyle="1" w:styleId="Heading3Char">
+    <w:name w:val="Heading 3 Char"/>
+    <w:link w:val="Heading3"/>
     <w:uiPriority w:val="99"/>
     <w:semiHidden/>
     <w:locked/>
@@ -17864,10 +17781,10 @@
       <w:lang w:val="en-US"/>
     </w:rPr>
   </w:style>
-  <w:style w:type="paragraph" w:styleId="a4">
+  <w:style w:type="paragraph" w:styleId="DocumentMap">
     <w:name w:val="Document Map"/>
-    <w:basedOn w:val="a"/>
-    <w:link w:val="a5"/>
+    <w:basedOn w:val="Normal"/>
+    <w:link w:val="DocumentMapChar"/>
     <w:uiPriority w:val="99"/>
     <w:semiHidden/>
     <w:rsid w:val="00BE02F8"/>
@@ -17877,9 +17794,9 @@
       <w:szCs w:val="24"/>
     </w:rPr>
   </w:style>
-  <w:style w:type="character" w:customStyle="1" w:styleId="a5">
-    <w:name w:val="Схема документа Знак"/>
-    <w:link w:val="a4"/>
+  <w:style w:type="character" w:customStyle="1" w:styleId="DocumentMapChar">
+    <w:name w:val="Document Map Char"/>
+    <w:link w:val="DocumentMap"/>
     <w:uiPriority w:val="99"/>
     <w:semiHidden/>
     <w:locked/>
@@ -17932,10 +17849,10 @@
       <w:szCs w:val="36"/>
     </w:rPr>
   </w:style>
-  <w:style w:type="paragraph" w:styleId="a6">
+  <w:style w:type="paragraph" w:styleId="Subtitle">
     <w:name w:val="Subtitle"/>
-    <w:basedOn w:val="a"/>
-    <w:next w:val="a"/>
+    <w:basedOn w:val="Normal"/>
+    <w:next w:val="Normal"/>
     <w:uiPriority w:val="11"/>
     <w:qFormat/>
     <w:pPr>
